--- a/vi/files/templates/Research_Proposal_Template_VN.docx
+++ b/vi/files/templates/Research_Proposal_Template_VN.docx
@@ -27,7 +27,7 @@
         <w:t>Nền tảng Nghiên cứu Lâm sàng</w:t>
       </w:r>
       <w:r>
-        <w:t xml:space="preserve">  ·  Phiên bản mẫu 1.0</w:t>
+        <w:t xml:space="preserve">  ·  Phiên bản mẫu 1.1</w:t>
       </w:r>
     </w:p>
     <w:tbl>
@@ -342,7 +342,7 @@
               <w:rPr>
                 <w:sz w:val="19"/>
               </w:rPr>
-              <w:t>Mỗi phần được giảng viên làm mẫu trực tiếp trong phần xây dựng đề cương của một buổi học, và bạn tự viết phần của mình ở nhà: Phần 1 (Buổi 1–2), Phần 2 (Buổi 3–4), Phần 3 (Buổi 5–6), Phần 4 (Buổi 7). Mọi người nộp ở Buổi 8; khoảng 5 học viên tình nguyện trình bày. Giữ đề cương hoàn chỉnh trong khoảng 6–8 trang.</w:t>
+              <w:t>Trong mỗi phần xây dựng đề cương, giảng viên điền một phần cho ví dụ xuyên suốt, sau đó bạn viết phần tương ứng cho câu hỏi của mình ở nhà: Phần 1 ở Buổi 1 và 2, Phần 2 ở Buổi 3 và 4, Phần 3 ở Buổi 5 và 6, Phần 4 ở Buổi 7. Mọi người nộp đề cương ở Buổi 8. Độ dài khoảng 6 đến 8 trang.</w:t>
             </w:r>
           </w:p>
           <w:p>
@@ -362,14 +362,7 @@
               <w:rPr>
                 <w:sz w:val="19"/>
               </w:rPr>
-              <w:t xml:space="preserve">Các ví dụ tô nền dùng ví dụ xuyên suốt của khóa học: </w:t>
-            </w:r>
-            <w:r>
-              <w:rPr>
-                <w:i/>
-                <w:sz w:val="19"/>
-              </w:rPr>
-              <w:t>Ở người lớn bị sốc nhiễm khuẩn tại ICU, chiến lược truyền dịch hạn chế, so với chăm sóc thường quy, có làm giảm tử vong 28 ngày không?</w:t>
+              <w:t>Các ô ví dụ tô màu chính là những bài mẫu đó, giống như trên slide. Cũng như trên slide, ví dụ xuyên suốt (truyền dịch trong sốc nhiễm khuẩn) đổi phiên bản: Phần 1 dùng thử nghiệm thí điểm, Phần 2 và 4 dùng phiên bản quan sát (thuần tập hồi cứu), Phần 3 dùng thử nghiệm với kết cục tử vong 28 ngày.</w:t>
             </w:r>
           </w:p>
           <w:p>
@@ -406,6 +399,17 @@
       </w:pPr>
       <w:r>
         <w:t>Phần 1. Đặt câu hỏi: câu hỏi nghiên cứu  (Buổi 1–2)</w:t>
+      </w:r>
+    </w:p>
+    <w:p>
+      <w:pPr>
+        <w:pStyle w:val="Guidance"/>
+      </w:pPr>
+      <w:r>
+        <w:rPr>
+          <w:i/>
+        </w:rPr>
+        <w:t>Ví dụ xuyên suốt ở Phần 1: thử nghiệm thí điểm (phiên bản A từ Buổi 1).</w:t>
       </w:r>
     </w:p>
     <w:p>
@@ -424,7 +428,7 @@
         <w:rPr>
           <w:i/>
         </w:rPr>
-        <w:t>Xây dựng từ PICO: 15–20 từ nêu ai (đối tượng), cái gì (can thiệp hoặc phơi nhiễm), kết cục nào và, nên có, thiết kế. Tránh chữ viết tắt và câu hỏi. Đây là tên DỰ KIẾN: bạn sẽ hoàn thiện trong kế hoạch công bố (4.5) và nó sẽ trở thành tên bài báo của bạn.</w:t>
+        <w:t>Xây dựng từ PICO, 10 đến 16 từ: đối tượng, can thiệp hoặc phơi nhiễm, nhóm so sánh và, nếu được, thiết kế. Không viết tắt, không đặt dạng câu hỏi. Đây là tên đề tài TẠM THỜI: bạn sẽ hoàn thiện ở kế hoạch công bố (4.5). Viết ở Buổi 2.</w:t>
       </w:r>
     </w:p>
     <w:p>
@@ -443,7 +447,7 @@
         <w:rPr>
           <w:i/>
         </w:rPr>
-        <w:t>Chiến lược truyền dịch hạn chế so với thường quy và tử vong 28 ngày ở người lớn bị sốc nhiễm khuẩn: thử nghiệm ngẫu nhiên thí điểm tại ICU của [Tên cơ sở].</w:t>
+        <w:t>Restrictive versus usual fluids in adults with septic shock: a pilot randomised trial</w:t>
       </w:r>
     </w:p>
     <w:tbl>
@@ -513,7 +517,7 @@
         <w:rPr>
           <w:i/>
         </w:rPr>
-        <w:t>150–250 từ theo bốn bước: (1) vấn đề và mức độ của nó (con số); (2) điều đã biết; (3) điều CHƯA biết (khoảng trống); (4) vì sao trả lời câu hỏi này quan trọng với người bệnh hoặc đơn vị của bạn. Trích dẫn các tài liệu chính bằng số [1].</w:t>
+        <w:t>Khoảng 300 từ, ba đoạn: điều đã biết, điều chưa biết (khoảng trống), rồi câu hỏi và mục tiêu của bạn. Trích dẫn mọi dữ kiện bằng số [1]. Không bao giờ đưa số liệu hay kết quả của chính bạn vào đây: số liệu địa phương chỉ được dùng khi đã được công bố, kèm trích dẫn. Viết ở Buổi 2.</w:t>
       </w:r>
     </w:p>
     <w:p>
@@ -526,13 +530,51 @@
           <w:i w:val="0"/>
           <w:color w:val="055F56"/>
         </w:rPr>
-        <w:t xml:space="preserve">Ví dụ: </w:t>
+        <w:t xml:space="preserve">Ví dụ, điều đã biết: </w:t>
       </w:r>
       <w:r>
         <w:rPr>
           <w:i/>
         </w:rPr>
-        <w:t>Sốc nhiễm khuẩn thường gặp tại ICU của chúng tôi và nhiều người bệnh tử vong trong vòng một tháng. Người bệnh được truyền nhiều dịch, và cân bằng dịch dương có liên quan với tử vong cao hơn trong các nghiên cứu thuần tập [2]. Một thử nghiệm nhỏ cho thấy có thể hạn chế dịch [1], nhưng việc này có cứu được người bệnh hay không vẫn chưa biết. Thực hành tại khoa chúng tôi khác nhau nhiều giữa các bác sĩ ...</w:t>
+        <w:t>sốc nhiễm khuẩn là nguyên nhân tử vong thường gặp tại ICU. Hồi sức dịch sớm giúp phục hồi tưới máu, nhưng tiếp tục truyền dịch thường dẫn đến cân bằng dịch dương, mà các nghiên cứu quan sát cho thấy có liên quan với tử vong cao hơn (ví dụ Hyun 2023).</w:t>
+      </w:r>
+    </w:p>
+    <w:p>
+      <w:pPr>
+        <w:pStyle w:val="Example"/>
+      </w:pPr>
+      <w:r>
+        <w:rPr>
+          <w:b/>
+          <w:i w:val="0"/>
+          <w:color w:val="055F56"/>
+        </w:rPr>
+        <w:t xml:space="preserve">Ví dụ, điều chưa biết: </w:t>
+      </w:r>
+      <w:r>
+        <w:rPr>
+          <w:i/>
+        </w:rPr>
+        <w:t>các thử nghiệm lớn về hạn chế dịch (CLASSIC 2022; CLOVERS 2023) không thấy khác biệt về tử vong, và một nghiên cứu thí điểm nhắm vào dịch "không nhằm hồi sức" bị bỏ sót (Boulet 2024) không làm giảm có ý nghĩa cân bằng dịch ở ngày 5. Quy trình hạn chế dịch có thật sự làm giảm cân bằng dịch hay không vẫn chưa rõ.</w:t>
+      </w:r>
+    </w:p>
+    <w:p>
+      <w:pPr>
+        <w:pStyle w:val="Example"/>
+      </w:pPr>
+      <w:r>
+        <w:rPr>
+          <w:b/>
+          <w:i w:val="0"/>
+          <w:color w:val="055F56"/>
+        </w:rPr>
+        <w:t xml:space="preserve">Ví dụ, câu hỏi và mục tiêu: </w:t>
+      </w:r>
+      <w:r>
+        <w:rPr>
+          <w:i/>
+        </w:rPr>
+        <w:t>ở người lớn bị sốc nhiễm khuẩn, quy trình hạn chế dịch so với chăm sóc thường quy có làm giảm cân bằng dịch tích lũy ngày 5 không? Mục tiêu chính: so sánh cân bằng dịch ngày 5 giữa hai nhóm.</w:t>
       </w:r>
     </w:p>
     <w:tbl>
@@ -575,7 +617,7 @@
                 <w:color w:val="6B7B84"/>
                 <w:sz w:val="19"/>
               </w:rPr>
-              <w:t>[Vấn đề, điều đã biết, khoảng trống, vì sao quan trọng]</w:t>
+              <w:t>[Điều đã biết, điều chưa biết, câu hỏi và mục tiêu của bạn]</w:t>
             </w:r>
           </w:p>
         </w:tc>
@@ -602,7 +644,7 @@
         <w:rPr>
           <w:i/>
         </w:rPr>
-        <w:t>Tách câu hỏi thành các thành phần. Với nghiên cứu quan sát, "I" là phơi nhiễm. T (thời gian) là thời điểm đo kết cục.</w:t>
+        <w:t>Tách câu hỏi thành các thành phần. Với nghiên cứu quan sát, “I” là phơi nhiễm (PECO). T (thời gian) là thời điểm đo kết cục.</w:t>
       </w:r>
     </w:p>
     <w:tbl>
@@ -824,7 +866,7 @@
                 <w:color w:val="6B7B84"/>
                 <w:sz w:val="19"/>
               </w:rPr>
-              <w:t>Người lớn (≥18 tuổi) bị sốc nhiễm khuẩn tại ICU</w:t>
+              <w:t>Người lớn bị sốc nhiễm khuẩn trong vòng 24 giờ sau khi bắt đầu thuốc vận mạch</w:t>
             </w:r>
           </w:p>
         </w:tc>
@@ -931,7 +973,7 @@
                 <w:color w:val="6B7B84"/>
                 <w:sz w:val="19"/>
               </w:rPr>
-              <w:t>Chiến lược truyền dịch hạn chế</w:t>
+              <w:t>Quy trình hạn chế dịch</w:t>
             </w:r>
           </w:p>
         </w:tc>
@@ -1141,7 +1183,7 @@
                 <w:color w:val="6B7B84"/>
                 <w:sz w:val="19"/>
               </w:rPr>
-              <w:t>Tử vong do mọi nguyên nhân</w:t>
+              <w:t>Cân bằng dịch tích lũy (ml/kg)</w:t>
             </w:r>
           </w:p>
         </w:tc>
@@ -1240,7 +1282,7 @@
                 <w:color w:val="6B7B84"/>
                 <w:sz w:val="19"/>
               </w:rPr>
-              <w:t>Ở ngày 28</w:t>
+              <w:t>Ở ngày 5</w:t>
             </w:r>
           </w:p>
         </w:tc>
@@ -1286,7 +1328,7 @@
         <w:rPr>
           <w:i/>
         </w:rPr>
-        <w:t>Ở người lớn bị sốc nhiễm khuẩn tại ICU, chiến lược truyền dịch hạn chế, so với chăm sóc thường quy, có làm giảm tử vong 28 ngày không?</w:t>
+        <w:t>Ở người lớn bị sốc nhiễm khuẩn tại ICU của bạn, quy trình hạn chế dịch, so với chăm sóc thường quy, có làm giảm cân bằng dịch tích lũy ở ngày 5 không?</w:t>
       </w:r>
     </w:p>
     <w:tbl>
@@ -1356,7 +1398,7 @@
         <w:rPr>
           <w:i/>
         </w:rPr>
-        <w:t>Câu hỏi có đáng trả lời không, và bạn và khoa của bạn có trả lời được không? Hãy trung thực: một câu "Không" là lý do để thu hẹp hoặc đổi câu hỏi, không phải thất bại.</w:t>
+        <w:t>Câu hỏi có đáng trả lời không, và khoa của bạn có trả lời được không? Cho mỗi chữ cái một màu và một lý do. Hãy trung thực: một chữ cái đỏ là lý do để thu hẹp hoặc đổi câu hỏi, không phải là thất bại.</w:t>
       </w:r>
     </w:p>
     <w:tbl>
@@ -1374,10 +1416,10 @@
       </w:tblPr>
       <w:tblGrid>
         <w:gridCol w:w="453"/>
-        <w:gridCol w:w="1360"/>
-        <w:gridCol w:w="3175"/>
-        <w:gridCol w:w="1644"/>
-        <w:gridCol w:w="2778"/>
+        <w:gridCol w:w="1247"/>
+        <w:gridCol w:w="2494"/>
+        <w:gridCol w:w="2608"/>
+        <w:gridCol w:w="2608"/>
       </w:tblGrid>
       <w:tr>
         <w:trPr>
@@ -1404,7 +1446,7 @@
         </w:tc>
         <w:tc>
           <w:tcPr>
-            <w:tcW w:type="dxa" w:w="1361"/>
+            <w:tcW w:type="dxa" w:w="1247"/>
             <w:tcBorders>
               <w:top w:val="single" w:sz="4" w:color="04242F"/>
               <w:left w:val="single" w:sz="4" w:color="04242F"/>
@@ -1430,7 +1472,7 @@
         </w:tc>
         <w:tc>
           <w:tcPr>
-            <w:tcW w:type="dxa" w:w="3175"/>
+            <w:tcW w:type="dxa" w:w="2494"/>
             <w:tcBorders>
               <w:top w:val="single" w:sz="4" w:color="04242F"/>
               <w:left w:val="single" w:sz="4" w:color="04242F"/>
@@ -1456,7 +1498,7 @@
         </w:tc>
         <w:tc>
           <w:tcPr>
-            <w:tcW w:type="dxa" w:w="1644"/>
+            <w:tcW w:type="dxa" w:w="2608"/>
             <w:tcBorders>
               <w:top w:val="single" w:sz="4" w:color="04242F"/>
               <w:left w:val="single" w:sz="4" w:color="04242F"/>
@@ -1476,13 +1518,13 @@
                 <w:color w:val="FFFFFF"/>
                 <w:sz w:val="19"/>
               </w:rPr>
-              <w:t>Có / Một phần / Không</w:t>
-            </w:r>
-          </w:p>
-        </w:tc>
-        <w:tc>
-          <w:tcPr>
-            <w:tcW w:type="dxa" w:w="2778"/>
+              <w:t>Xanh / Vàng / Đỏ</w:t>
+            </w:r>
+          </w:p>
+        </w:tc>
+        <w:tc>
+          <w:tcPr>
+            <w:tcW w:type="dxa" w:w="2608"/>
             <w:tcBorders>
               <w:top w:val="single" w:sz="4" w:color="04242F"/>
               <w:left w:val="single" w:sz="4" w:color="04242F"/>
@@ -1538,7 +1580,7 @@
         </w:tc>
         <w:tc>
           <w:tcPr>
-            <w:tcW w:type="dxa" w:w="1361"/>
+            <w:tcW w:type="dxa" w:w="1247"/>
             <w:tcBorders>
               <w:top w:val="single" w:sz="4" w:color="D5DDE1"/>
               <w:left w:val="single" w:sz="4" w:color="D5DDE1"/>
@@ -1561,7 +1603,7 @@
         </w:tc>
         <w:tc>
           <w:tcPr>
-            <w:tcW w:type="dxa" w:w="3175"/>
+            <w:tcW w:type="dxa" w:w="2494"/>
             <w:tcBorders>
               <w:top w:val="single" w:sz="4" w:color="D5DDE1"/>
               <w:left w:val="single" w:sz="4" w:color="D5DDE1"/>
@@ -1584,7 +1626,7 @@
         </w:tc>
         <w:tc>
           <w:tcPr>
-            <w:tcW w:type="dxa" w:w="1644"/>
+            <w:tcW w:type="dxa" w:w="2608"/>
             <w:tcBorders>
               <w:top w:val="single" w:sz="4" w:color="D5DDE1"/>
               <w:left w:val="single" w:sz="4" w:color="D5DDE1"/>
@@ -1608,7 +1650,7 @@
               <w:rPr>
                 <w:sz w:val="19"/>
               </w:rPr>
-              <w:t xml:space="preserve"> Có  </w:t>
+              <w:t xml:space="preserve"> Xanh  </w:t>
             </w:r>
             <w:r>
               <w:rPr>
@@ -1621,7 +1663,7 @@
               <w:rPr>
                 <w:sz w:val="19"/>
               </w:rPr>
-              <w:t xml:space="preserve"> Một phần  </w:t>
+              <w:t xml:space="preserve"> Vàng  </w:t>
             </w:r>
             <w:r>
               <w:rPr>
@@ -1634,13 +1676,13 @@
               <w:rPr>
                 <w:sz w:val="19"/>
               </w:rPr>
-              <w:t xml:space="preserve"> Không</w:t>
-            </w:r>
-          </w:p>
-        </w:tc>
-        <w:tc>
-          <w:tcPr>
-            <w:tcW w:type="dxa" w:w="2778"/>
+              <w:t xml:space="preserve"> Đỏ</w:t>
+            </w:r>
+          </w:p>
+        </w:tc>
+        <w:tc>
+          <w:tcPr>
+            <w:tcW w:type="dxa" w:w="2608"/>
             <w:tcBorders>
               <w:top w:val="single" w:sz="4" w:color="D5DDE1"/>
               <w:left w:val="single" w:sz="4" w:color="D5DDE1"/>
@@ -1696,7 +1738,7 @@
         </w:tc>
         <w:tc>
           <w:tcPr>
-            <w:tcW w:type="dxa" w:w="1361"/>
+            <w:tcW w:type="dxa" w:w="1247"/>
             <w:tcBorders>
               <w:top w:val="single" w:sz="4" w:color="D5DDE1"/>
               <w:left w:val="single" w:sz="4" w:color="D5DDE1"/>
@@ -1720,7 +1762,7 @@
         </w:tc>
         <w:tc>
           <w:tcPr>
-            <w:tcW w:type="dxa" w:w="3175"/>
+            <w:tcW w:type="dxa" w:w="2494"/>
             <w:tcBorders>
               <w:top w:val="single" w:sz="4" w:color="D5DDE1"/>
               <w:left w:val="single" w:sz="4" w:color="D5DDE1"/>
@@ -1744,7 +1786,7 @@
         </w:tc>
         <w:tc>
           <w:tcPr>
-            <w:tcW w:type="dxa" w:w="1644"/>
+            <w:tcW w:type="dxa" w:w="2608"/>
             <w:tcBorders>
               <w:top w:val="single" w:sz="4" w:color="D5DDE1"/>
               <w:left w:val="single" w:sz="4" w:color="D5DDE1"/>
@@ -1769,7 +1811,7 @@
               <w:rPr>
                 <w:sz w:val="19"/>
               </w:rPr>
-              <w:t xml:space="preserve"> Có  </w:t>
+              <w:t xml:space="preserve"> Xanh  </w:t>
             </w:r>
             <w:r>
               <w:rPr>
@@ -1782,7 +1824,7 @@
               <w:rPr>
                 <w:sz w:val="19"/>
               </w:rPr>
-              <w:t xml:space="preserve"> Một phần  </w:t>
+              <w:t xml:space="preserve"> Vàng  </w:t>
             </w:r>
             <w:r>
               <w:rPr>
@@ -1795,13 +1837,13 @@
               <w:rPr>
                 <w:sz w:val="19"/>
               </w:rPr>
-              <w:t xml:space="preserve"> Không</w:t>
-            </w:r>
-          </w:p>
-        </w:tc>
-        <w:tc>
-          <w:tcPr>
-            <w:tcW w:type="dxa" w:w="2778"/>
+              <w:t xml:space="preserve"> Đỏ</w:t>
+            </w:r>
+          </w:p>
+        </w:tc>
+        <w:tc>
+          <w:tcPr>
+            <w:tcW w:type="dxa" w:w="2608"/>
             <w:tcBorders>
               <w:top w:val="single" w:sz="4" w:color="D5DDE1"/>
               <w:left w:val="single" w:sz="4" w:color="D5DDE1"/>
@@ -1857,7 +1899,7 @@
         </w:tc>
         <w:tc>
           <w:tcPr>
-            <w:tcW w:type="dxa" w:w="1361"/>
+            <w:tcW w:type="dxa" w:w="1247"/>
             <w:tcBorders>
               <w:top w:val="single" w:sz="4" w:color="D5DDE1"/>
               <w:left w:val="single" w:sz="4" w:color="D5DDE1"/>
@@ -1880,7 +1922,7 @@
         </w:tc>
         <w:tc>
           <w:tcPr>
-            <w:tcW w:type="dxa" w:w="3175"/>
+            <w:tcW w:type="dxa" w:w="2494"/>
             <w:tcBorders>
               <w:top w:val="single" w:sz="4" w:color="D5DDE1"/>
               <w:left w:val="single" w:sz="4" w:color="D5DDE1"/>
@@ -1903,7 +1945,7 @@
         </w:tc>
         <w:tc>
           <w:tcPr>
-            <w:tcW w:type="dxa" w:w="1644"/>
+            <w:tcW w:type="dxa" w:w="2608"/>
             <w:tcBorders>
               <w:top w:val="single" w:sz="4" w:color="D5DDE1"/>
               <w:left w:val="single" w:sz="4" w:color="D5DDE1"/>
@@ -1927,7 +1969,7 @@
               <w:rPr>
                 <w:sz w:val="19"/>
               </w:rPr>
-              <w:t xml:space="preserve"> Có  </w:t>
+              <w:t xml:space="preserve"> Xanh  </w:t>
             </w:r>
             <w:r>
               <w:rPr>
@@ -1940,7 +1982,7 @@
               <w:rPr>
                 <w:sz w:val="19"/>
               </w:rPr>
-              <w:t xml:space="preserve"> Một phần  </w:t>
+              <w:t xml:space="preserve"> Vàng  </w:t>
             </w:r>
             <w:r>
               <w:rPr>
@@ -1953,13 +1995,13 @@
               <w:rPr>
                 <w:sz w:val="19"/>
               </w:rPr>
-              <w:t xml:space="preserve"> Không</w:t>
-            </w:r>
-          </w:p>
-        </w:tc>
-        <w:tc>
-          <w:tcPr>
-            <w:tcW w:type="dxa" w:w="2778"/>
+              <w:t xml:space="preserve"> Đỏ</w:t>
+            </w:r>
+          </w:p>
+        </w:tc>
+        <w:tc>
+          <w:tcPr>
+            <w:tcW w:type="dxa" w:w="2608"/>
             <w:tcBorders>
               <w:top w:val="single" w:sz="4" w:color="D5DDE1"/>
               <w:left w:val="single" w:sz="4" w:color="D5DDE1"/>
@@ -2015,7 +2057,7 @@
         </w:tc>
         <w:tc>
           <w:tcPr>
-            <w:tcW w:type="dxa" w:w="1361"/>
+            <w:tcW w:type="dxa" w:w="1247"/>
             <w:tcBorders>
               <w:top w:val="single" w:sz="4" w:color="D5DDE1"/>
               <w:left w:val="single" w:sz="4" w:color="D5DDE1"/>
@@ -2039,7 +2081,7 @@
         </w:tc>
         <w:tc>
           <w:tcPr>
-            <w:tcW w:type="dxa" w:w="3175"/>
+            <w:tcW w:type="dxa" w:w="2494"/>
             <w:tcBorders>
               <w:top w:val="single" w:sz="4" w:color="D5DDE1"/>
               <w:left w:val="single" w:sz="4" w:color="D5DDE1"/>
@@ -2063,7 +2105,7 @@
         </w:tc>
         <w:tc>
           <w:tcPr>
-            <w:tcW w:type="dxa" w:w="1644"/>
+            <w:tcW w:type="dxa" w:w="2608"/>
             <w:tcBorders>
               <w:top w:val="single" w:sz="4" w:color="D5DDE1"/>
               <w:left w:val="single" w:sz="4" w:color="D5DDE1"/>
@@ -2088,7 +2130,7 @@
               <w:rPr>
                 <w:sz w:val="19"/>
               </w:rPr>
-              <w:t xml:space="preserve"> Có  </w:t>
+              <w:t xml:space="preserve"> Xanh  </w:t>
             </w:r>
             <w:r>
               <w:rPr>
@@ -2101,7 +2143,7 @@
               <w:rPr>
                 <w:sz w:val="19"/>
               </w:rPr>
-              <w:t xml:space="preserve"> Một phần  </w:t>
+              <w:t xml:space="preserve"> Vàng  </w:t>
             </w:r>
             <w:r>
               <w:rPr>
@@ -2114,13 +2156,13 @@
               <w:rPr>
                 <w:sz w:val="19"/>
               </w:rPr>
-              <w:t xml:space="preserve"> Không</w:t>
-            </w:r>
-          </w:p>
-        </w:tc>
-        <w:tc>
-          <w:tcPr>
-            <w:tcW w:type="dxa" w:w="2778"/>
+              <w:t xml:space="preserve"> Đỏ</w:t>
+            </w:r>
+          </w:p>
+        </w:tc>
+        <w:tc>
+          <w:tcPr>
+            <w:tcW w:type="dxa" w:w="2608"/>
             <w:tcBorders>
               <w:top w:val="single" w:sz="4" w:color="D5DDE1"/>
               <w:left w:val="single" w:sz="4" w:color="D5DDE1"/>
@@ -2175,7 +2217,7 @@
         </w:tc>
         <w:tc>
           <w:tcPr>
-            <w:tcW w:type="dxa" w:w="1361"/>
+            <w:tcW w:type="dxa" w:w="1247"/>
             <w:tcBorders>
               <w:top w:val="single" w:sz="4" w:color="D5DDE1"/>
               <w:left w:val="single" w:sz="4" w:color="D5DDE1"/>
@@ -2197,7 +2239,7 @@
         </w:tc>
         <w:tc>
           <w:tcPr>
-            <w:tcW w:type="dxa" w:w="3175"/>
+            <w:tcW w:type="dxa" w:w="2494"/>
             <w:tcBorders>
               <w:top w:val="single" w:sz="4" w:color="D5DDE1"/>
               <w:left w:val="single" w:sz="4" w:color="D5DDE1"/>
@@ -2219,7 +2261,7 @@
         </w:tc>
         <w:tc>
           <w:tcPr>
-            <w:tcW w:type="dxa" w:w="1644"/>
+            <w:tcW w:type="dxa" w:w="2608"/>
             <w:tcBorders>
               <w:top w:val="single" w:sz="4" w:color="D5DDE1"/>
               <w:left w:val="single" w:sz="4" w:color="D5DDE1"/>
@@ -2242,7 +2284,7 @@
               <w:rPr>
                 <w:sz w:val="19"/>
               </w:rPr>
-              <w:t xml:space="preserve"> Có  </w:t>
+              <w:t xml:space="preserve"> Xanh  </w:t>
             </w:r>
             <w:r>
               <w:rPr>
@@ -2255,7 +2297,7 @@
               <w:rPr>
                 <w:sz w:val="19"/>
               </w:rPr>
-              <w:t xml:space="preserve"> Một phần  </w:t>
+              <w:t xml:space="preserve"> Vàng  </w:t>
             </w:r>
             <w:r>
               <w:rPr>
@@ -2268,13 +2310,13 @@
               <w:rPr>
                 <w:sz w:val="19"/>
               </w:rPr>
-              <w:t xml:space="preserve"> Không</w:t>
-            </w:r>
-          </w:p>
-        </w:tc>
-        <w:tc>
-          <w:tcPr>
-            <w:tcW w:type="dxa" w:w="2778"/>
+              <w:t xml:space="preserve"> Đỏ</w:t>
+            </w:r>
+          </w:p>
+        </w:tc>
+        <w:tc>
+          <w:tcPr>
+            <w:tcW w:type="dxa" w:w="2608"/>
             <w:tcBorders>
               <w:top w:val="single" w:sz="4" w:color="D5DDE1"/>
               <w:left w:val="single" w:sz="4" w:color="D5DDE1"/>
@@ -2319,7 +2361,7 @@
         <w:rPr>
           <w:i/>
         </w:rPr>
-        <w:t>Khả thi: một phần. ICU của chúng tôi tiếp nhận khoảng 15 người bệnh sốc nhiễm khuẩn mỗi tháng. Một thử nghiệm về tử vong cần vài trăm người bệnh, vì vậy chúng tôi đề xuất một nghiên cứu thí điểm.</w:t>
+        <w:t>F xanh/vàng (nghiên cứu thí điểm khoảng 50 người bệnh trong 12–18 tháng) · I xanh · N vàng đến xanh (bối cảnh tại chỗ, quy trình khác) · E vàng (đồng ý trì hoãn hoặc đồng ý qua người đại diện, Buổi 7) · R xanh.</w:t>
       </w:r>
     </w:p>
     <w:p>
@@ -2338,7 +2380,7 @@
         <w:rPr>
           <w:i/>
         </w:rPr>
-        <w:t>Mục tiêu tổng quát = mục đích chung (một câu). Mục tiêu cụ thể = 2–3 bước cụ thể, đo lường được (bắt đầu bằng động từ: so sánh, ước tính, mô tả). Giả thuyết = điều bạn dự kiến, viết sao cho kiểm định được.</w:t>
+        <w:t>Mục tiêu tổng quát = mục đích chung (một câu). Mục tiêu cụ thể = 2–3 bước cụ thể, đo lường được (bắt đầu bằng động từ: so sánh, ước tính, mô tả), có đánh dấu mục tiêu chính. Giả thuyết = H0 và H1 cho mục tiêu chính, cùng kết cục và thời điểm đo. Câu hỏi mô tả không cần giả thuyết.</w:t>
       </w:r>
     </w:p>
     <w:tbl>
@@ -2494,7 +2536,7 @@
                 <w:color w:val="04242F"/>
                 <w:sz w:val="20"/>
               </w:rPr>
-              <w:t>Giả thuyết (H₁):</w:t>
+              <w:t>Giả thuyết không (H₀):</w:t>
             </w:r>
           </w:p>
         </w:tc>
@@ -2512,7 +2554,7 @@
                 <w:color w:val="6B7B84"/>
                 <w:sz w:val="20"/>
               </w:rPr>
-              <w:t>[Chúng tôi dự kiến rằng ...]</w:t>
+              <w:t>[Không có khác biệt về ...]</w:t>
             </w:r>
           </w:p>
         </w:tc>
@@ -2532,7 +2574,7 @@
                 <w:color w:val="04242F"/>
                 <w:sz w:val="20"/>
               </w:rPr>
-              <w:t>Giả thuyết không (H₀):</w:t>
+              <w:t>Giả thuyết (H₁):</w:t>
             </w:r>
           </w:p>
         </w:tc>
@@ -2550,7 +2592,7 @@
                 <w:color w:val="6B7B84"/>
                 <w:sz w:val="20"/>
               </w:rPr>
-              <w:t>[Không có khác biệt về ...]</w:t>
+              <w:t>[Có khác biệt về ...]</w:t>
             </w:r>
           </w:p>
         </w:tc>
@@ -2571,13 +2613,51 @@
           <w:i w:val="0"/>
           <w:color w:val="055F56"/>
         </w:rPr>
-        <w:t xml:space="preserve">Ví dụ: </w:t>
+        <w:t xml:space="preserve">Ví dụ, mục tiêu tổng quát: </w:t>
       </w:r>
       <w:r>
         <w:rPr>
           <w:i/>
         </w:rPr>
-        <w:t>Mục tiêu chính: so sánh tử vong 28 ngày giữa người bệnh được áp dụng chiến lược truyền dịch hạn chế và người bệnh được chăm sóc thường quy. H₀: tử vong 28 ngày không khác nhau giữa hai chiến lược.</w:t>
+        <w:t>So sánh quy trình hạn chế dịch với chăm sóc thường quy ở người lớn bị sốc nhiễm khuẩn tại ICU của bạn.</w:t>
+      </w:r>
+    </w:p>
+    <w:p>
+      <w:pPr>
+        <w:pStyle w:val="Example"/>
+      </w:pPr>
+      <w:r>
+        <w:rPr>
+          <w:b/>
+          <w:i w:val="0"/>
+          <w:color w:val="055F56"/>
+        </w:rPr>
+        <w:t xml:space="preserve">Ví dụ, mục tiêu cụ thể: </w:t>
+      </w:r>
+      <w:r>
+        <w:rPr>
+          <w:i/>
+        </w:rPr>
+        <w:t>(Chính) So sánh cân bằng dịch tích lũy (ml/kg) ở ngày 5 giữa hai nhóm. Ước tính tốc độ tuyển chọn và mức tuân thủ quy trình (tính khả thi). Mô tả tử vong 28 ngày và tổn thương thận cần lọc máu ở mỗi nhóm (thăm dò).</w:t>
+      </w:r>
+    </w:p>
+    <w:p>
+      <w:pPr>
+        <w:pStyle w:val="Example"/>
+      </w:pPr>
+      <w:r>
+        <w:rPr>
+          <w:b/>
+          <w:i w:val="0"/>
+          <w:color w:val="055F56"/>
+        </w:rPr>
+        <w:t xml:space="preserve">Ví dụ, giả thuyết: </w:t>
+      </w:r>
+      <w:r>
+        <w:rPr>
+          <w:i/>
+        </w:rPr>
+        <w:t>H0: cân bằng dịch tích lũy ở ngày 5 như nhau ở hai nhóm. H1: có khác nhau.</w:t>
       </w:r>
     </w:p>
     <w:p>
@@ -2596,7 +2676,7 @@
         <w:rPr>
           <w:i/>
         </w:rPr>
-        <w:t>Năm bài báo liên quan nhất từ Phiếu tổng quan tài liệu của bạn, theo kiểu Vancouver (đánh số theo thứ tự trích dẫn).</w:t>
+        <w:t>Năm bài báo phù hợp nhất từ lần tìm kiếm PubMed của bạn ở Buổi 2 (phiếu tổng quan tài liệu), theo kiểu Vancouver, đánh số theo thứ tự trích dẫn.</w:t>
       </w:r>
     </w:p>
     <w:p>
@@ -2616,6 +2696,17 @@
           <w:i/>
         </w:rPr>
         <w:t>Boulet N, Quenot J-P, Serrand C, et al. Impact on fluid balance of an optimized restrictive strategy targeting non-resuscitative fluids in intensive care patients with septic shock: a single-blind, multicenter, randomized, controlled, pilot study. Crit Care. 2024;28:429. doi:10.1186/s13054-024-05155-z</w:t>
+      </w:r>
+    </w:p>
+    <w:p>
+      <w:pPr>
+        <w:pStyle w:val="Guidance"/>
+      </w:pPr>
+      <w:r>
+        <w:rPr>
+          <w:i/>
+        </w:rPr>
+        <w:t>Bốn tài liệu mẫu còn lại từ Buổi 2: Hyun 2023 (thuần tập), CLASSIC 2022 và CLOVERS 2023 (thử nghiệm lớn), và hướng dẫn Surviving Sepsis Campaign 2021.</w:t>
       </w:r>
     </w:p>
     <w:p>
@@ -2688,6 +2779,17 @@
     </w:p>
     <w:p>
       <w:pPr>
+        <w:pStyle w:val="Guidance"/>
+      </w:pPr>
+      <w:r>
+        <w:rPr>
+          <w:i/>
+        </w:rPr>
+        <w:t>Ví dụ xuyên suốt ở Phần 2: phiên bản quan sát, một nghiên cứu thuần tập hồi cứu về cân bằng dịch và tử vong 28 ngày.</w:t>
+      </w:r>
+    </w:p>
+    <w:p>
+      <w:pPr>
         <w:pStyle w:val="Heading2"/>
       </w:pPr>
       <w:r>
@@ -2702,7 +2804,7 @@
         <w:rPr>
           <w:i/>
         </w:rPr>
-        <w:t>Đánh dấu một thiết kế, rồi giải thích trong 2–3 câu vì sao đây là thiết kế khả thi tốt nhất cho câu hỏi của bạn (dùng cây quyết định thiết kế ở Buổi 3).</w:t>
+        <w:t>Đánh dấu một thiết kế, rồi giải thích trong 3 đến 5 câu vì sao đây là thiết kế khả thi tốt nhất cho câu hỏi của bạn (dùng cây quyết định chọn thiết kế ở Buổi 3). Nêu rõ bạn được viết “gây ra” hay chỉ “có liên quan với”.</w:t>
       </w:r>
     </w:p>
     <w:p>
@@ -2809,7 +2911,7 @@
         <w:rPr>
           <w:i/>
         </w:rPr>
-        <w:t>Một thử nghiệm ngẫu nhiên có đối chứng thí điểm, vì phân bổ ngẫu nhiên cân bằng mức độ nặng giữa các nhóm (người bệnh nặng hơn được truyền nhiều dịch hơn: nhiễu do chỉ định) và nghiên cứu thí điểm cho biết một thử nghiệm đầy đủ có khả thi hay không.</w:t>
+        <w:t>Thuần tập hồi cứu. Câu hỏi xuyên suốt là về tác động của một chiến lược truyền dịch lên tử vong; RCT là thiết kế lý tưởng nhưng không khả thi với một ICU không có kinh phí. Hồ sơ hiện có ghi lượng dịch vào và ra hằng ngày, điểm độ nặng và kết cục, nên nghiên cứu thuần tập có thể ước tính mối liên quan giữa cân bằng dịch dương và tử vong, và cung cấp độ lớn tác động cho một thử nghiệm trong tương lai. Sẽ nói "có liên quan với", không nói "gây ra".</w:t>
       </w:r>
     </w:p>
     <w:tbl>
@@ -2879,7 +2981,26 @@
         <w:rPr>
           <w:i/>
         </w:rPr>
-        <w:t>Ở đâu (đơn vị, số giường, loại bệnh viện) và khi nào (thời gian nghiên cứu).</w:t>
+        <w:t>Ở đâu (loại đơn vị và bệnh viện), khi nào (thời gian nghiên cứu) và nguồn dữ liệu nào.</w:t>
+      </w:r>
+    </w:p>
+    <w:p>
+      <w:pPr>
+        <w:pStyle w:val="Example"/>
+      </w:pPr>
+      <w:r>
+        <w:rPr>
+          <w:b/>
+          <w:i w:val="0"/>
+          <w:color w:val="055F56"/>
+        </w:rPr>
+        <w:t xml:space="preserve">Ví dụ: </w:t>
+      </w:r>
+      <w:r>
+        <w:rPr>
+          <w:i/>
+        </w:rPr>
+        <w:t>ICU hỗn hợp người lớn của một bệnh viện giảng dạy; người bệnh nhập viện trong 3 năm dương lịch; dữ liệu từ bệnh án điện tử và sổ theo dõi ICU.</w:t>
       </w:r>
     </w:p>
     <w:tbl>
@@ -2949,7 +3070,7 @@
         <w:rPr>
           <w:i/>
         </w:rPr>
-        <w:t>Tiêu chuẩn chọn xác định ai CÓ THỂ tham gia; tiêu chuẩn loại trừ loại những người đáp ứng tiêu chuẩn chọn nhưng không nên tham gia (vì an toàn, không thể đo kết cục...).</w:t>
+        <w:t>3 đến 5 tiêu chuẩn chọn (chữ P của bạn, viết sao cho đo được) và 3 đến 5 tiêu chuẩn loại trừ, mỗi tiêu chuẩn có lý do. Tiêu chuẩn loại trừ loại những người đáp ứng tiêu chuẩn chọn nhưng không nên tham gia. Đó không phải là tiêu chuẩn chọn viết ở dạng phủ định.</w:t>
       </w:r>
     </w:p>
     <w:tbl>
@@ -3052,7 +3173,7 @@
                 <w:color w:val="6B7B84"/>
                 <w:sz w:val="19"/>
               </w:rPr>
-              <w:t>Tuổi ≥ 18</w:t>
+              <w:t>Từ 18 tuổi trở lên</w:t>
             </w:r>
           </w:p>
         </w:tc>
@@ -3077,7 +3198,7 @@
                 <w:color w:val="6B7B84"/>
                 <w:sz w:val="19"/>
               </w:rPr>
-              <w:t>Đã bắt đầu điều trị thay thế thận</w:t>
+              <w:t>Lọc máu mạn tính (không diễn giải được cân bằng dịch)</w:t>
             </w:r>
           </w:p>
         </w:tc>
@@ -3108,7 +3229,7 @@
                 <w:color w:val="6B7B84"/>
                 <w:sz w:val="19"/>
               </w:rPr>
-              <w:t>Sốc nhiễm khuẩn (định nghĩa Sepsis-3) trong vòng 24 giờ kể từ khi bắt đầu thuốc vận mạch</w:t>
+              <w:t>Sốc nhiễm khuẩn (định nghĩa Sepsis-3) khi vào ICU</w:t>
             </w:r>
           </w:p>
         </w:tc>
@@ -3134,7 +3255,119 @@
                 <w:color w:val="6B7B84"/>
                 <w:sz w:val="19"/>
               </w:rPr>
-              <w:t>Có thai; dự kiến tử vong trong vòng 24 giờ</w:t>
+              <w:t>Chuyển từ ICU khác sau hơn 24 giờ (dịch truyền sớm không được ghi tại đây)</w:t>
+            </w:r>
+          </w:p>
+        </w:tc>
+      </w:tr>
+      <w:tr>
+        <w:trPr>
+          <w:cantSplit w:val="true"/>
+        </w:trPr>
+        <w:tc>
+          <w:tcPr>
+            <w:tcW w:type="dxa" w:w="4706"/>
+            <w:tcBorders>
+              <w:top w:val="single" w:sz="4" w:color="D5DDE1"/>
+              <w:left w:val="single" w:sz="4" w:color="D5DDE1"/>
+              <w:bottom w:val="single" w:sz="4" w:color="D5DDE1"/>
+              <w:right w:val="single" w:sz="4" w:color="D5DDE1"/>
+            </w:tcBorders>
+          </w:tcPr>
+          <w:p>
+            <w:pPr>
+              <w:keepNext/>
+              <w:spacing w:after="0" w:line="252" w:lineRule="auto"/>
+            </w:pPr>
+            <w:r>
+              <w:rPr>
+                <w:i/>
+                <w:color w:val="6B7B84"/>
+                <w:sz w:val="19"/>
+              </w:rPr>
+              <w:t>Bắt đầu thuốc vận mạch trong vòng 24 giờ sau khi vào ICU</w:t>
+            </w:r>
+          </w:p>
+        </w:tc>
+        <w:tc>
+          <w:tcPr>
+            <w:tcW w:type="dxa" w:w="4706"/>
+            <w:tcBorders>
+              <w:top w:val="single" w:sz="4" w:color="D5DDE1"/>
+              <w:left w:val="single" w:sz="4" w:color="D5DDE1"/>
+              <w:bottom w:val="single" w:sz="4" w:color="D5DDE1"/>
+              <w:right w:val="single" w:sz="4" w:color="D5DDE1"/>
+            </w:tcBorders>
+          </w:tcPr>
+          <w:p>
+            <w:pPr>
+              <w:keepNext/>
+              <w:spacing w:after="0" w:line="252" w:lineRule="auto"/>
+            </w:pPr>
+            <w:r>
+              <w:rPr>
+                <w:i/>
+                <w:color w:val="6B7B84"/>
+                <w:sz w:val="19"/>
+              </w:rPr>
+              <w:t>Quyết định hạn chế điều trị trong vòng 24 giờ</w:t>
+            </w:r>
+          </w:p>
+        </w:tc>
+      </w:tr>
+      <w:tr>
+        <w:trPr>
+          <w:cantSplit w:val="true"/>
+        </w:trPr>
+        <w:tc>
+          <w:tcPr>
+            <w:tcW w:type="dxa" w:w="4706"/>
+            <w:tcBorders>
+              <w:top w:val="single" w:sz="4" w:color="D5DDE1"/>
+              <w:left w:val="single" w:sz="4" w:color="D5DDE1"/>
+              <w:bottom w:val="single" w:sz="4" w:color="D5DDE1"/>
+              <w:right w:val="single" w:sz="4" w:color="D5DDE1"/>
+            </w:tcBorders>
+            <w:shd w:val="clear" w:color="auto" w:fill="F5F9FA"/>
+          </w:tcPr>
+          <w:p>
+            <w:pPr>
+              <w:keepNext/>
+              <w:spacing w:after="0" w:line="252" w:lineRule="auto"/>
+            </w:pPr>
+            <w:r>
+              <w:rPr>
+                <w:i/>
+                <w:color w:val="6B7B84"/>
+                <w:sz w:val="19"/>
+              </w:rPr>
+              <w:t>Nằm ICU từ 72 giờ trở lên</w:t>
+            </w:r>
+          </w:p>
+        </w:tc>
+        <w:tc>
+          <w:tcPr>
+            <w:tcW w:type="dxa" w:w="4706"/>
+            <w:tcBorders>
+              <w:top w:val="single" w:sz="4" w:color="D5DDE1"/>
+              <w:left w:val="single" w:sz="4" w:color="D5DDE1"/>
+              <w:bottom w:val="single" w:sz="4" w:color="D5DDE1"/>
+              <w:right w:val="single" w:sz="4" w:color="D5DDE1"/>
+            </w:tcBorders>
+            <w:shd w:val="clear" w:color="auto" w:fill="F5F9FA"/>
+          </w:tcPr>
+          <w:p>
+            <w:pPr>
+              <w:keepNext/>
+              <w:spacing w:after="0" w:line="252" w:lineRule="auto"/>
+            </w:pPr>
+            <w:r>
+              <w:rPr>
+                <w:i/>
+                <w:color w:val="6B7B84"/>
+                <w:sz w:val="19"/>
+              </w:rPr>
+              <w:t>Thiếu phiếu theo dõi dịch ngày 1–3</w:t>
             </w:r>
           </w:p>
         </w:tc>
@@ -3437,6 +3670,25 @@
     </w:p>
     <w:p>
       <w:pPr>
+        <w:pStyle w:val="Example"/>
+      </w:pPr>
+      <w:r>
+        <w:rPr>
+          <w:b/>
+          <w:i w:val="0"/>
+          <w:color w:val="055F56"/>
+        </w:rPr>
+        <w:t xml:space="preserve">Ví dụ: </w:t>
+      </w:r>
+      <w:r>
+        <w:rPr>
+          <w:i/>
+        </w:rPr>
+        <w:t>Phơi nhiễm: cân bằng dịch tích lũy dương (ml/kg) ở giờ 72 sau khi vào ICU. Nhóm so sánh: cân bằng dịch tích lũy bằng 0 hoặc âm ở giờ 72.</w:t>
+      </w:r>
+    </w:p>
+    <w:p>
+      <w:pPr>
         <w:pStyle w:val="Heading2"/>
       </w:pPr>
       <w:r>
@@ -3451,7 +3703,7 @@
         <w:rPr>
           <w:i/>
         </w:rPr>
-        <w:t>MỘT kết cục chính (quyết định cỡ mẫu) và một vài kết cục phụ. Với mỗi kết cục: đo thế nào và khi nào.</w:t>
+        <w:t>MỘT kết cục chính (quyết định cỡ mẫu) và 2 hoặc 3 kết cục phụ. Với mỗi kết cục: cái gì, đo thế nào và khi nào.</w:t>
       </w:r>
     </w:p>
     <w:tbl>
@@ -3658,7 +3910,7 @@
                 <w:color w:val="6B7B84"/>
                 <w:sz w:val="19"/>
               </w:rPr>
-              <w:t>Sống / tử vong, từ hồ sơ bệnh án hoặc qua điện thoại</w:t>
+              <w:t>Hồ sơ bệnh viện (gọi điện nếu đã ra viện)</w:t>
             </w:r>
           </w:p>
         </w:tc>
@@ -3683,7 +3935,7 @@
                 <w:color w:val="6B7B84"/>
                 <w:sz w:val="19"/>
               </w:rPr>
-              <w:t>Ngày 28</w:t>
+              <w:t>Trước ngày 28 sau khi vào ICU</w:t>
             </w:r>
           </w:p>
         </w:tc>
@@ -3714,7 +3966,7 @@
                 <w:color w:val="04242F"/>
                 <w:sz w:val="19"/>
               </w:rPr>
-              <w:t>Chính</w:t>
+              <w:t>Phụ</w:t>
             </w:r>
           </w:p>
         </w:tc>
@@ -3740,7 +3992,7 @@
                 <w:color w:val="6B7B84"/>
                 <w:sz w:val="19"/>
               </w:rPr>
-              <w:t>[Kết cục]</w:t>
+              <w:t>Tổn thương thận cấp</w:t>
             </w:r>
           </w:p>
         </w:tc>
@@ -3766,7 +4018,7 @@
                 <w:color w:val="6B7B84"/>
                 <w:sz w:val="19"/>
               </w:rPr>
-              <w:t>[Định nghĩa]</w:t>
+              <w:t>Tiêu chuẩn KDIGO</w:t>
             </w:r>
           </w:p>
         </w:tc>
@@ -3792,7 +4044,7 @@
                 <w:color w:val="6B7B84"/>
                 <w:sz w:val="19"/>
               </w:rPr>
-              <w:t>[Thời điểm]</w:t>
+              <w:t>Đến ngày 7</w:t>
             </w:r>
           </w:p>
         </w:tc>
@@ -3847,7 +4099,7 @@
                 <w:color w:val="6B7B84"/>
                 <w:sz w:val="19"/>
               </w:rPr>
-              <w:t>[Kết cục]</w:t>
+              <w:t>Số ngày còn sống và không thở máy</w:t>
             </w:r>
           </w:p>
         </w:tc>
@@ -3872,7 +4124,7 @@
                 <w:color w:val="6B7B84"/>
                 <w:sz w:val="19"/>
               </w:rPr>
-              <w:t>[Định nghĩa]</w:t>
+              <w:t>Hồ sơ ICU</w:t>
             </w:r>
           </w:p>
         </w:tc>
@@ -3897,7 +4149,7 @@
                 <w:color w:val="6B7B84"/>
                 <w:sz w:val="19"/>
               </w:rPr>
-              <w:t>[Thời điểm]</w:t>
+              <w:t>Đến ngày 28</w:t>
             </w:r>
           </w:p>
         </w:tc>
@@ -3919,6 +4171,7 @@
           </w:tcPr>
           <w:p>
             <w:pPr>
+              <w:keepNext/>
               <w:spacing w:after="0" w:line="252" w:lineRule="auto"/>
             </w:pPr>
             <w:r>
@@ -3944,6 +4197,7 @@
           </w:tcPr>
           <w:p>
             <w:pPr>
+              <w:keepNext/>
               <w:spacing w:after="0" w:line="252" w:lineRule="auto"/>
             </w:pPr>
             <w:r>
@@ -3952,7 +4206,7 @@
                 <w:color w:val="6B7B84"/>
                 <w:sz w:val="19"/>
               </w:rPr>
-              <w:t>[Kết cục]</w:t>
+              <w:t>Thời gian nằm ICU</w:t>
             </w:r>
           </w:p>
         </w:tc>
@@ -3969,6 +4223,7 @@
           </w:tcPr>
           <w:p>
             <w:pPr>
+              <w:keepNext/>
               <w:spacing w:after="0" w:line="252" w:lineRule="auto"/>
             </w:pPr>
             <w:r>
@@ -3977,7 +4232,7 @@
                 <w:color w:val="6B7B84"/>
                 <w:sz w:val="19"/>
               </w:rPr>
-              <w:t>[Định nghĩa]</w:t>
+              <w:t>Sổ theo dõi ICU</w:t>
             </w:r>
           </w:p>
         </w:tc>
@@ -3991,6 +4246,322 @@
               <w:right w:val="single" w:sz="4" w:color="D5DDE1"/>
             </w:tcBorders>
             <w:shd w:val="clear" w:color="auto" w:fill="F5F9FA"/>
+          </w:tcPr>
+          <w:p>
+            <w:pPr>
+              <w:keepNext/>
+              <w:spacing w:after="0" w:line="252" w:lineRule="auto"/>
+            </w:pPr>
+            <w:r>
+              <w:rPr>
+                <w:i/>
+                <w:color w:val="6B7B84"/>
+                <w:sz w:val="19"/>
+              </w:rPr>
+              <w:t>Khi ra khỏi ICU</w:t>
+            </w:r>
+          </w:p>
+        </w:tc>
+      </w:tr>
+      <w:tr>
+        <w:trPr>
+          <w:cantSplit w:val="true"/>
+        </w:trPr>
+        <w:tc>
+          <w:tcPr>
+            <w:tcW w:type="dxa" w:w="1361"/>
+            <w:tcBorders>
+              <w:top w:val="single" w:sz="4" w:color="D5DDE1"/>
+              <w:left w:val="single" w:sz="4" w:color="D5DDE1"/>
+              <w:bottom w:val="single" w:sz="4" w:color="D5DDE1"/>
+              <w:right w:val="single" w:sz="4" w:color="D5DDE1"/>
+            </w:tcBorders>
+          </w:tcPr>
+          <w:p>
+            <w:pPr>
+              <w:keepNext/>
+              <w:spacing w:after="0" w:line="252" w:lineRule="auto"/>
+            </w:pPr>
+            <w:r>
+              <w:rPr>
+                <w:b/>
+                <w:color w:val="04242F"/>
+                <w:sz w:val="19"/>
+              </w:rPr>
+              <w:t>Chính</w:t>
+            </w:r>
+          </w:p>
+        </w:tc>
+        <w:tc>
+          <w:tcPr>
+            <w:tcW w:type="dxa" w:w="2494"/>
+            <w:tcBorders>
+              <w:top w:val="single" w:sz="4" w:color="D5DDE1"/>
+              <w:left w:val="single" w:sz="4" w:color="D5DDE1"/>
+              <w:bottom w:val="single" w:sz="4" w:color="D5DDE1"/>
+              <w:right w:val="single" w:sz="4" w:color="D5DDE1"/>
+            </w:tcBorders>
+          </w:tcPr>
+          <w:p>
+            <w:pPr>
+              <w:keepNext/>
+              <w:spacing w:after="0" w:line="252" w:lineRule="auto"/>
+            </w:pPr>
+            <w:r>
+              <w:rPr>
+                <w:i/>
+                <w:color w:val="6B7B84"/>
+                <w:sz w:val="19"/>
+              </w:rPr>
+              <w:t>[Kết cục]</w:t>
+            </w:r>
+          </w:p>
+        </w:tc>
+        <w:tc>
+          <w:tcPr>
+            <w:tcW w:type="dxa" w:w="3855"/>
+            <w:tcBorders>
+              <w:top w:val="single" w:sz="4" w:color="D5DDE1"/>
+              <w:left w:val="single" w:sz="4" w:color="D5DDE1"/>
+              <w:bottom w:val="single" w:sz="4" w:color="D5DDE1"/>
+              <w:right w:val="single" w:sz="4" w:color="D5DDE1"/>
+            </w:tcBorders>
+          </w:tcPr>
+          <w:p>
+            <w:pPr>
+              <w:keepNext/>
+              <w:spacing w:after="0" w:line="252" w:lineRule="auto"/>
+            </w:pPr>
+            <w:r>
+              <w:rPr>
+                <w:i/>
+                <w:color w:val="6B7B84"/>
+                <w:sz w:val="19"/>
+              </w:rPr>
+              <w:t>[Định nghĩa]</w:t>
+            </w:r>
+          </w:p>
+        </w:tc>
+        <w:tc>
+          <w:tcPr>
+            <w:tcW w:type="dxa" w:w="1701"/>
+            <w:tcBorders>
+              <w:top w:val="single" w:sz="4" w:color="D5DDE1"/>
+              <w:left w:val="single" w:sz="4" w:color="D5DDE1"/>
+              <w:bottom w:val="single" w:sz="4" w:color="D5DDE1"/>
+              <w:right w:val="single" w:sz="4" w:color="D5DDE1"/>
+            </w:tcBorders>
+          </w:tcPr>
+          <w:p>
+            <w:pPr>
+              <w:keepNext/>
+              <w:spacing w:after="0" w:line="252" w:lineRule="auto"/>
+            </w:pPr>
+            <w:r>
+              <w:rPr>
+                <w:i/>
+                <w:color w:val="6B7B84"/>
+                <w:sz w:val="19"/>
+              </w:rPr>
+              <w:t>[Thời điểm]</w:t>
+            </w:r>
+          </w:p>
+        </w:tc>
+      </w:tr>
+      <w:tr>
+        <w:trPr>
+          <w:cantSplit w:val="true"/>
+        </w:trPr>
+        <w:tc>
+          <w:tcPr>
+            <w:tcW w:type="dxa" w:w="1361"/>
+            <w:tcBorders>
+              <w:top w:val="single" w:sz="4" w:color="D5DDE1"/>
+              <w:left w:val="single" w:sz="4" w:color="D5DDE1"/>
+              <w:bottom w:val="single" w:sz="4" w:color="D5DDE1"/>
+              <w:right w:val="single" w:sz="4" w:color="D5DDE1"/>
+            </w:tcBorders>
+            <w:shd w:val="clear" w:color="auto" w:fill="F5F9FA"/>
+          </w:tcPr>
+          <w:p>
+            <w:pPr>
+              <w:keepNext/>
+              <w:spacing w:after="0" w:line="252" w:lineRule="auto"/>
+            </w:pPr>
+            <w:r>
+              <w:rPr>
+                <w:b/>
+                <w:color w:val="04242F"/>
+                <w:sz w:val="19"/>
+              </w:rPr>
+              <w:t>Phụ</w:t>
+            </w:r>
+          </w:p>
+        </w:tc>
+        <w:tc>
+          <w:tcPr>
+            <w:tcW w:type="dxa" w:w="2494"/>
+            <w:tcBorders>
+              <w:top w:val="single" w:sz="4" w:color="D5DDE1"/>
+              <w:left w:val="single" w:sz="4" w:color="D5DDE1"/>
+              <w:bottom w:val="single" w:sz="4" w:color="D5DDE1"/>
+              <w:right w:val="single" w:sz="4" w:color="D5DDE1"/>
+            </w:tcBorders>
+            <w:shd w:val="clear" w:color="auto" w:fill="F5F9FA"/>
+          </w:tcPr>
+          <w:p>
+            <w:pPr>
+              <w:keepNext/>
+              <w:spacing w:after="0" w:line="252" w:lineRule="auto"/>
+            </w:pPr>
+            <w:r>
+              <w:rPr>
+                <w:i/>
+                <w:color w:val="6B7B84"/>
+                <w:sz w:val="19"/>
+              </w:rPr>
+              <w:t>[Kết cục]</w:t>
+            </w:r>
+          </w:p>
+        </w:tc>
+        <w:tc>
+          <w:tcPr>
+            <w:tcW w:type="dxa" w:w="3855"/>
+            <w:tcBorders>
+              <w:top w:val="single" w:sz="4" w:color="D5DDE1"/>
+              <w:left w:val="single" w:sz="4" w:color="D5DDE1"/>
+              <w:bottom w:val="single" w:sz="4" w:color="D5DDE1"/>
+              <w:right w:val="single" w:sz="4" w:color="D5DDE1"/>
+            </w:tcBorders>
+            <w:shd w:val="clear" w:color="auto" w:fill="F5F9FA"/>
+          </w:tcPr>
+          <w:p>
+            <w:pPr>
+              <w:keepNext/>
+              <w:spacing w:after="0" w:line="252" w:lineRule="auto"/>
+            </w:pPr>
+            <w:r>
+              <w:rPr>
+                <w:i/>
+                <w:color w:val="6B7B84"/>
+                <w:sz w:val="19"/>
+              </w:rPr>
+              <w:t>[Định nghĩa]</w:t>
+            </w:r>
+          </w:p>
+        </w:tc>
+        <w:tc>
+          <w:tcPr>
+            <w:tcW w:type="dxa" w:w="1701"/>
+            <w:tcBorders>
+              <w:top w:val="single" w:sz="4" w:color="D5DDE1"/>
+              <w:left w:val="single" w:sz="4" w:color="D5DDE1"/>
+              <w:bottom w:val="single" w:sz="4" w:color="D5DDE1"/>
+              <w:right w:val="single" w:sz="4" w:color="D5DDE1"/>
+            </w:tcBorders>
+            <w:shd w:val="clear" w:color="auto" w:fill="F5F9FA"/>
+          </w:tcPr>
+          <w:p>
+            <w:pPr>
+              <w:keepNext/>
+              <w:spacing w:after="0" w:line="252" w:lineRule="auto"/>
+            </w:pPr>
+            <w:r>
+              <w:rPr>
+                <w:i/>
+                <w:color w:val="6B7B84"/>
+                <w:sz w:val="19"/>
+              </w:rPr>
+              <w:t>[Thời điểm]</w:t>
+            </w:r>
+          </w:p>
+        </w:tc>
+      </w:tr>
+      <w:tr>
+        <w:trPr>
+          <w:cantSplit w:val="true"/>
+        </w:trPr>
+        <w:tc>
+          <w:tcPr>
+            <w:tcW w:type="dxa" w:w="1361"/>
+            <w:tcBorders>
+              <w:top w:val="single" w:sz="4" w:color="D5DDE1"/>
+              <w:left w:val="single" w:sz="4" w:color="D5DDE1"/>
+              <w:bottom w:val="single" w:sz="4" w:color="D5DDE1"/>
+              <w:right w:val="single" w:sz="4" w:color="D5DDE1"/>
+            </w:tcBorders>
+          </w:tcPr>
+          <w:p>
+            <w:pPr>
+              <w:spacing w:after="0" w:line="252" w:lineRule="auto"/>
+            </w:pPr>
+            <w:r>
+              <w:rPr>
+                <w:b/>
+                <w:color w:val="04242F"/>
+                <w:sz w:val="19"/>
+              </w:rPr>
+              <w:t>Phụ</w:t>
+            </w:r>
+          </w:p>
+        </w:tc>
+        <w:tc>
+          <w:tcPr>
+            <w:tcW w:type="dxa" w:w="2494"/>
+            <w:tcBorders>
+              <w:top w:val="single" w:sz="4" w:color="D5DDE1"/>
+              <w:left w:val="single" w:sz="4" w:color="D5DDE1"/>
+              <w:bottom w:val="single" w:sz="4" w:color="D5DDE1"/>
+              <w:right w:val="single" w:sz="4" w:color="D5DDE1"/>
+            </w:tcBorders>
+          </w:tcPr>
+          <w:p>
+            <w:pPr>
+              <w:spacing w:after="0" w:line="252" w:lineRule="auto"/>
+            </w:pPr>
+            <w:r>
+              <w:rPr>
+                <w:i/>
+                <w:color w:val="6B7B84"/>
+                <w:sz w:val="19"/>
+              </w:rPr>
+              <w:t>[Kết cục]</w:t>
+            </w:r>
+          </w:p>
+        </w:tc>
+        <w:tc>
+          <w:tcPr>
+            <w:tcW w:type="dxa" w:w="3855"/>
+            <w:tcBorders>
+              <w:top w:val="single" w:sz="4" w:color="D5DDE1"/>
+              <w:left w:val="single" w:sz="4" w:color="D5DDE1"/>
+              <w:bottom w:val="single" w:sz="4" w:color="D5DDE1"/>
+              <w:right w:val="single" w:sz="4" w:color="D5DDE1"/>
+            </w:tcBorders>
+          </w:tcPr>
+          <w:p>
+            <w:pPr>
+              <w:spacing w:after="0" w:line="252" w:lineRule="auto"/>
+            </w:pPr>
+            <w:r>
+              <w:rPr>
+                <w:i/>
+                <w:color w:val="6B7B84"/>
+                <w:sz w:val="19"/>
+              </w:rPr>
+              <w:t>[Định nghĩa]</w:t>
+            </w:r>
+          </w:p>
+        </w:tc>
+        <w:tc>
+          <w:tcPr>
+            <w:tcW w:type="dxa" w:w="1701"/>
+            <w:tcBorders>
+              <w:top w:val="single" w:sz="4" w:color="D5DDE1"/>
+              <w:left w:val="single" w:sz="4" w:color="D5DDE1"/>
+              <w:bottom w:val="single" w:sz="4" w:color="D5DDE1"/>
+              <w:right w:val="single" w:sz="4" w:color="D5DDE1"/>
+            </w:tcBorders>
           </w:tcPr>
           <w:p>
             <w:pPr>
@@ -4029,7 +4600,7 @@
         <w:rPr>
           <w:i/>
         </w:rPr>
-        <w:t>Nêu 2–3 sai lệch có thể dẫn đến câu trả lời sai trong nghiên cứu CỦA BẠN và bạn sẽ làm gì với từng sai lệch (phân bổ ngẫu nhiên, làm mù, ghép cặp, hiệu chỉnh, định nghĩa chuẩn, tập huấn ...).</w:t>
+        <w:t>Sai lệch và nhiễu được dạy ở Buổi 4, và mục này được làm mẫu ở phần Xây dựng đề cương 4. Nêu 2–3 sai lệch có thể làm sai kết quả trong nghiên cứu CỦA BẠN và một bước cụ thể để giảm từng sai lệch (phân bổ ngẫu nhiên, làm mù, ghép cặp, hiệu chỉnh, định nghĩa chuẩn, kiểm tra kép).</w:t>
       </w:r>
     </w:p>
     <w:tbl>
@@ -4184,7 +4755,7 @@
                 <w:color w:val="6B7B84"/>
                 <w:sz w:val="19"/>
               </w:rPr>
-              <w:t>Người bệnh nặng hơn được truyền nhiều dịch hơn VÀ tử vong nhiều hơn</w:t>
+              <w:t>Người bệnh nặng hơn được truyền nhiều dịch hơn</w:t>
             </w:r>
           </w:p>
         </w:tc>
@@ -4209,7 +4780,7 @@
                 <w:color w:val="6B7B84"/>
                 <w:sz w:val="19"/>
               </w:rPr>
-              <w:t>Phân bổ ngẫu nhiên; ghi SOFA và lactat để kiểm tra sự cân bằng</w:t>
+              <w:t>Ghi điểm SOFA, lactate, liều thuốc vận mạch, tuổi và bệnh kèm theo lúc vào ICU rồi hiệu chỉnh hoặc ghép cặp</w:t>
             </w:r>
           </w:p>
         </w:tc>
@@ -4240,7 +4811,7 @@
                 <w:color w:val="6B7B84"/>
                 <w:sz w:val="19"/>
               </w:rPr>
-              <w:t>Sai lệch người quan sát (sai lệch thông tin)</w:t>
+              <w:t>Sai lệch chọn lựa</w:t>
             </w:r>
           </w:p>
         </w:tc>
@@ -4266,7 +4837,7 @@
                 <w:color w:val="6B7B84"/>
                 <w:sz w:val="19"/>
               </w:rPr>
-              <w:t>Nhân viên biết nhóm có thể ghi dịch truyền khác nhau</w:t>
+              <w:t>Yêu cầu nằm ICU 72 giờ loại các ca tử vong sớm</w:t>
             </w:r>
           </w:p>
         </w:tc>
@@ -4292,7 +4863,7 @@
                 <w:color w:val="6B7B84"/>
                 <w:sz w:val="19"/>
               </w:rPr>
-              <w:t>Phiếu theo dõi dịch chuẩn; kết cục (tử vong) là khách quan</w:t>
+              <w:t>Nêu là hạn chế và báo cáo số bị loại và lý do</w:t>
             </w:r>
           </w:p>
         </w:tc>
@@ -4322,7 +4893,7 @@
                 <w:color w:val="6B7B84"/>
                 <w:sz w:val="19"/>
               </w:rPr>
-              <w:t>[Sai lệch 1]</w:t>
+              <w:t>Sai lệch thông tin</w:t>
             </w:r>
           </w:p>
         </w:tc>
@@ -4347,7 +4918,7 @@
                 <w:color w:val="6B7B84"/>
                 <w:sz w:val="19"/>
               </w:rPr>
-              <w:t>[Ảnh hưởng]</w:t>
+              <w:t>Phiếu theo dõi dịch không đầy đủ, thiếu lượng nước tiểu ban đêm</w:t>
             </w:r>
           </w:p>
         </w:tc>
@@ -4372,7 +4943,7 @@
                 <w:color w:val="6B7B84"/>
                 <w:sz w:val="19"/>
               </w:rPr>
-              <w:t>[Hành động]</w:t>
+              <w:t>Định nghĩa xác định trước, hai người thu thập dữ liệu với kiểm tra nhập liệu kép trên 10% mẫu</w:t>
             </w:r>
           </w:p>
         </w:tc>
@@ -4403,7 +4974,7 @@
                 <w:color w:val="6B7B84"/>
                 <w:sz w:val="19"/>
               </w:rPr>
-              <w:t>[Sai lệch 2]</w:t>
+              <w:t>[Sai lệch 1]</w:t>
             </w:r>
           </w:p>
         </w:tc>
@@ -4484,7 +5055,7 @@
                 <w:color w:val="6B7B84"/>
                 <w:sz w:val="19"/>
               </w:rPr>
-              <w:t>[Sai lệch 3]</w:t>
+              <w:t>[Sai lệch 2]</w:t>
             </w:r>
           </w:p>
         </w:tc>
@@ -4538,12 +5109,47 @@
         </w:tc>
       </w:tr>
     </w:tbl>
+    <w:p>
+      <w:pPr>
+        <w:spacing w:after="0" w:line="80" w:lineRule="exact"/>
+      </w:pPr>
+    </w:p>
+    <w:p>
+      <w:pPr>
+        <w:pStyle w:val="Example"/>
+      </w:pPr>
+      <w:r>
+        <w:rPr>
+          <w:b/>
+          <w:i w:val="0"/>
+          <w:color w:val="055F56"/>
+        </w:rPr>
+        <w:t xml:space="preserve">Ví dụ, khẳng định: </w:t>
+      </w:r>
+      <w:r>
+        <w:rPr>
+          <w:i/>
+        </w:rPr>
+        <w:t>"có liên quan với" (thiết kế quan sát).</w:t>
+      </w:r>
+    </w:p>
     <w:p>
       <w:pPr>
         <w:pStyle w:val="Heading1"/>
       </w:pPr>
       <w:r>
         <w:t>Phần 3. Đo lường: dữ liệu và phân tích  (Buổi 5–6)</w:t>
+      </w:r>
+    </w:p>
+    <w:p>
+      <w:pPr>
+        <w:pStyle w:val="Guidance"/>
+      </w:pPr>
+      <w:r>
+        <w:rPr>
+          <w:i/>
+        </w:rPr>
+        <w:t>Ví dụ xuyên suốt ở Phần 3: thử nghiệm hạn chế dịch so với thường quy, với tử vong trước ngày 28 là kết cục chính.</w:t>
       </w:r>
     </w:p>
     <w:p>
@@ -4562,7 +5168,7 @@
         <w:rPr>
           <w:i/>
         </w:rPr>
-        <w:t>Liệt kê mọi biến bạn cần: kết cục, phơi nhiễm/can thiệp, các yếu tố gây nhiễu chính và một vài biến mô tả. Loại biến: liên tục, nhị phân, phân loại (định danh hoặc thứ hạng), ngày tháng.</w:t>
+        <w:t>Liệt kê mọi biến bạn cần: kết cục, phơi nhiễm hoặc can thiệp, 3 đến 5 yếu tố gây nhiễu và vài biến mô tả, mỗi biến kèm cách đo và loại biến (liên tục, nhị phân, định danh, thứ hạng, ngày tháng).</w:t>
       </w:r>
     </w:p>
     <w:tbl>
@@ -4579,11 +5185,10 @@
         <w:tblLook w:firstColumn="1" w:firstRow="1" w:lastColumn="0" w:lastRow="0" w:noHBand="0" w:noVBand="1" w:val="04A0"/>
       </w:tblPr>
       <w:tblGrid>
-        <w:gridCol w:w="2381"/>
-        <w:gridCol w:w="1474"/>
-        <w:gridCol w:w="1644"/>
-        <w:gridCol w:w="2041"/>
-        <w:gridCol w:w="1871"/>
+        <w:gridCol w:w="1927"/>
+        <w:gridCol w:w="2608"/>
+        <w:gridCol w:w="2721"/>
+        <w:gridCol w:w="2154"/>
       </w:tblGrid>
       <w:tr>
         <w:trPr>
@@ -4592,7 +5197,7 @@
         </w:trPr>
         <w:tc>
           <w:tcPr>
-            <w:tcW w:type="dxa" w:w="2381"/>
+            <w:tcW w:type="dxa" w:w="1928"/>
             <w:tcBorders>
               <w:top w:val="single" w:sz="4" w:color="04242F"/>
               <w:left w:val="single" w:sz="4" w:color="04242F"/>
@@ -4611,13 +5216,13 @@
                 <w:color w:val="FFFFFF"/>
                 <w:sz w:val="19"/>
               </w:rPr>
-              <w:t>Biến</w:t>
-            </w:r>
-          </w:p>
-        </w:tc>
-        <w:tc>
-          <w:tcPr>
-            <w:tcW w:type="dxa" w:w="1474"/>
+              <w:t>Vai trò</w:t>
+            </w:r>
+          </w:p>
+        </w:tc>
+        <w:tc>
+          <w:tcPr>
+            <w:tcW w:type="dxa" w:w="2608"/>
             <w:tcBorders>
               <w:top w:val="single" w:sz="4" w:color="04242F"/>
               <w:left w:val="single" w:sz="4" w:color="04242F"/>
@@ -4636,13 +5241,13 @@
                 <w:color w:val="FFFFFF"/>
                 <w:sz w:val="19"/>
               </w:rPr>
-              <w:t>Vai trò</w:t>
-            </w:r>
-          </w:p>
-        </w:tc>
-        <w:tc>
-          <w:tcPr>
-            <w:tcW w:type="dxa" w:w="1644"/>
+              <w:t>Biến</w:t>
+            </w:r>
+          </w:p>
+        </w:tc>
+        <w:tc>
+          <w:tcPr>
+            <w:tcW w:type="dxa" w:w="2721"/>
             <w:tcBorders>
               <w:top w:val="single" w:sz="4" w:color="04242F"/>
               <w:left w:val="single" w:sz="4" w:color="04242F"/>
@@ -4661,13 +5266,13 @@
                 <w:color w:val="FFFFFF"/>
                 <w:sz w:val="19"/>
               </w:rPr>
-              <w:t>Loại</w:t>
-            </w:r>
-          </w:p>
-        </w:tc>
-        <w:tc>
-          <w:tcPr>
-            <w:tcW w:type="dxa" w:w="2041"/>
+              <w:t>Cách đo</w:t>
+            </w:r>
+          </w:p>
+        </w:tc>
+        <w:tc>
+          <w:tcPr>
+            <w:tcW w:type="dxa" w:w="2154"/>
             <w:tcBorders>
               <w:top w:val="single" w:sz="4" w:color="04242F"/>
               <w:left w:val="single" w:sz="4" w:color="04242F"/>
@@ -4686,32 +5291,7 @@
                 <w:color w:val="FFFFFF"/>
                 <w:sz w:val="19"/>
               </w:rPr>
-              <w:t>Đơn vị hoặc phân loại</w:t>
-            </w:r>
-          </w:p>
-        </w:tc>
-        <w:tc>
-          <w:tcPr>
-            <w:tcW w:type="dxa" w:w="1871"/>
-            <w:tcBorders>
-              <w:top w:val="single" w:sz="4" w:color="04242F"/>
-              <w:left w:val="single" w:sz="4" w:color="04242F"/>
-              <w:bottom w:val="single" w:sz="4" w:color="04242F"/>
-              <w:right w:val="single" w:sz="4" w:color="04242F"/>
-            </w:tcBorders>
-            <w:shd w:val="clear" w:color="auto" w:fill="04242F"/>
-          </w:tcPr>
-          <w:p>
-            <w:pPr>
-              <w:spacing w:after="0"/>
-            </w:pPr>
-            <w:r>
-              <w:rPr>
-                <w:b/>
-                <w:color w:val="FFFFFF"/>
-                <w:sz w:val="19"/>
-              </w:rPr>
-              <w:t>Nguồn</w:t>
+              <w:t>Loại</w:t>
             </w:r>
           </w:p>
         </w:tc>
@@ -4722,7 +5302,7 @@
         </w:trPr>
         <w:tc>
           <w:tcPr>
-            <w:tcW w:type="dxa" w:w="2381"/>
+            <w:tcW w:type="dxa" w:w="1928"/>
             <w:tcBorders>
               <w:top w:val="single" w:sz="4" w:color="D5DDE1"/>
               <w:left w:val="single" w:sz="4" w:color="D5DDE1"/>
@@ -4740,13 +5320,13 @@
                 <w:color w:val="6B7B84"/>
                 <w:sz w:val="19"/>
               </w:rPr>
-              <w:t>Tử vong 28 ngày</w:t>
-            </w:r>
-          </w:p>
-        </w:tc>
-        <w:tc>
-          <w:tcPr>
-            <w:tcW w:type="dxa" w:w="1474"/>
+              <w:t>Kết cục chính</w:t>
+            </w:r>
+          </w:p>
+        </w:tc>
+        <w:tc>
+          <w:tcPr>
+            <w:tcW w:type="dxa" w:w="2608"/>
             <w:tcBorders>
               <w:top w:val="single" w:sz="4" w:color="D5DDE1"/>
               <w:left w:val="single" w:sz="4" w:color="D5DDE1"/>
@@ -4764,13 +5344,13 @@
                 <w:color w:val="6B7B84"/>
                 <w:sz w:val="19"/>
               </w:rPr>
-              <w:t>Kết cục</w:t>
-            </w:r>
-          </w:p>
-        </w:tc>
-        <w:tc>
-          <w:tcPr>
-            <w:tcW w:type="dxa" w:w="1644"/>
+              <w:t>Tử vong trước ngày 28</w:t>
+            </w:r>
+          </w:p>
+        </w:tc>
+        <w:tc>
+          <w:tcPr>
+            <w:tcW w:type="dxa" w:w="2721"/>
             <w:tcBorders>
               <w:top w:val="single" w:sz="4" w:color="D5DDE1"/>
               <w:left w:val="single" w:sz="4" w:color="D5DDE1"/>
@@ -4788,13 +5368,13 @@
                 <w:color w:val="6B7B84"/>
                 <w:sz w:val="19"/>
               </w:rPr>
-              <w:t>Nhị phân</w:t>
-            </w:r>
-          </w:p>
-        </w:tc>
-        <w:tc>
-          <w:tcPr>
-            <w:tcW w:type="dxa" w:w="2041"/>
+              <w:t>Hồ sơ bệnh viện / gọi điện ở ngày 28</w:t>
+            </w:r>
+          </w:p>
+        </w:tc>
+        <w:tc>
+          <w:tcPr>
+            <w:tcW w:type="dxa" w:w="2154"/>
             <w:tcBorders>
               <w:top w:val="single" w:sz="4" w:color="D5DDE1"/>
               <w:left w:val="single" w:sz="4" w:color="D5DDE1"/>
@@ -4812,31 +5392,7 @@
                 <w:color w:val="6B7B84"/>
                 <w:sz w:val="19"/>
               </w:rPr>
-              <w:t>0 = sống, 1 = tử vong</w:t>
-            </w:r>
-          </w:p>
-        </w:tc>
-        <w:tc>
-          <w:tcPr>
-            <w:tcW w:type="dxa" w:w="1871"/>
-            <w:tcBorders>
-              <w:top w:val="single" w:sz="4" w:color="D5DDE1"/>
-              <w:left w:val="single" w:sz="4" w:color="D5DDE1"/>
-              <w:bottom w:val="single" w:sz="4" w:color="D5DDE1"/>
-              <w:right w:val="single" w:sz="4" w:color="D5DDE1"/>
-            </w:tcBorders>
-          </w:tcPr>
-          <w:p>
-            <w:pPr>
-              <w:spacing w:after="0" w:line="252" w:lineRule="auto"/>
-            </w:pPr>
-            <w:r>
-              <w:rPr>
-                <w:i/>
-                <w:color w:val="6B7B84"/>
-                <w:sz w:val="19"/>
-              </w:rPr>
-              <w:t>Hồ sơ bệnh án / điện thoại</w:t>
+              <w:t>Nhị phân</w:t>
             </w:r>
           </w:p>
         </w:tc>
@@ -4847,7 +5403,7 @@
         </w:trPr>
         <w:tc>
           <w:tcPr>
-            <w:tcW w:type="dxa" w:w="2381"/>
+            <w:tcW w:type="dxa" w:w="1928"/>
             <w:tcBorders>
               <w:top w:val="single" w:sz="4" w:color="D5DDE1"/>
               <w:left w:val="single" w:sz="4" w:color="D5DDE1"/>
@@ -4866,13 +5422,13 @@
                 <w:color w:val="6B7B84"/>
                 <w:sz w:val="19"/>
               </w:rPr>
-              <w:t>Cân bằng dịch tích lũy</w:t>
-            </w:r>
-          </w:p>
-        </w:tc>
-        <w:tc>
-          <w:tcPr>
-            <w:tcW w:type="dxa" w:w="1474"/>
+              <w:t>Kết cục phụ</w:t>
+            </w:r>
+          </w:p>
+        </w:tc>
+        <w:tc>
+          <w:tcPr>
+            <w:tcW w:type="dxa" w:w="2608"/>
             <w:tcBorders>
               <w:top w:val="single" w:sz="4" w:color="D5DDE1"/>
               <w:left w:val="single" w:sz="4" w:color="D5DDE1"/>
@@ -4891,13 +5447,13 @@
                 <w:color w:val="6B7B84"/>
                 <w:sz w:val="19"/>
               </w:rPr>
-              <w:t>Phơi nhiễm</w:t>
-            </w:r>
-          </w:p>
-        </w:tc>
-        <w:tc>
-          <w:tcPr>
-            <w:tcW w:type="dxa" w:w="1644"/>
+              <w:t>Cân bằng dịch tích lũy ở ngày 5</w:t>
+            </w:r>
+          </w:p>
+        </w:tc>
+        <w:tc>
+          <w:tcPr>
+            <w:tcW w:type="dxa" w:w="2721"/>
             <w:tcBorders>
               <w:top w:val="single" w:sz="4" w:color="D5DDE1"/>
               <w:left w:val="single" w:sz="4" w:color="D5DDE1"/>
@@ -4916,13 +5472,13 @@
                 <w:color w:val="6B7B84"/>
                 <w:sz w:val="19"/>
               </w:rPr>
-              <w:t>Liên tục</w:t>
-            </w:r>
-          </w:p>
-        </w:tc>
-        <w:tc>
-          <w:tcPr>
-            <w:tcW w:type="dxa" w:w="2041"/>
+              <w:t>Phiếu theo dõi dịch, ml/kg cân nặng lúc nhập viện</w:t>
+            </w:r>
+          </w:p>
+        </w:tc>
+        <w:tc>
+          <w:tcPr>
+            <w:tcW w:type="dxa" w:w="2154"/>
             <w:tcBorders>
               <w:top w:val="single" w:sz="4" w:color="D5DDE1"/>
               <w:left w:val="single" w:sz="4" w:color="D5DDE1"/>
@@ -4941,32 +5497,7 @@
                 <w:color w:val="6B7B84"/>
                 <w:sz w:val="19"/>
               </w:rPr>
-              <w:t>ml/kg</w:t>
-            </w:r>
-          </w:p>
-        </w:tc>
-        <w:tc>
-          <w:tcPr>
-            <w:tcW w:type="dxa" w:w="1871"/>
-            <w:tcBorders>
-              <w:top w:val="single" w:sz="4" w:color="D5DDE1"/>
-              <w:left w:val="single" w:sz="4" w:color="D5DDE1"/>
-              <w:bottom w:val="single" w:sz="4" w:color="D5DDE1"/>
-              <w:right w:val="single" w:sz="4" w:color="D5DDE1"/>
-            </w:tcBorders>
-            <w:shd w:val="clear" w:color="auto" w:fill="F5F9FA"/>
-          </w:tcPr>
-          <w:p>
-            <w:pPr>
-              <w:spacing w:after="0" w:line="252" w:lineRule="auto"/>
-            </w:pPr>
-            <w:r>
-              <w:rPr>
-                <w:i/>
-                <w:color w:val="6B7B84"/>
-                <w:sz w:val="19"/>
-              </w:rPr>
-              <w:t>Phiếu theo dõi dịch</w:t>
+              <w:t>Liên tục</w:t>
             </w:r>
           </w:p>
         </w:tc>
@@ -4977,7 +5508,7 @@
         </w:trPr>
         <w:tc>
           <w:tcPr>
-            <w:tcW w:type="dxa" w:w="2381"/>
+            <w:tcW w:type="dxa" w:w="1928"/>
             <w:tcBorders>
               <w:top w:val="single" w:sz="4" w:color="D5DDE1"/>
               <w:left w:val="single" w:sz="4" w:color="D5DDE1"/>
@@ -4995,13 +5526,13 @@
                 <w:color w:val="6B7B84"/>
                 <w:sz w:val="19"/>
               </w:rPr>
-              <w:t>Điểm SOFA</w:t>
-            </w:r>
-          </w:p>
-        </w:tc>
-        <w:tc>
-          <w:tcPr>
-            <w:tcW w:type="dxa" w:w="1474"/>
+              <w:t>Can thiệp</w:t>
+            </w:r>
+          </w:p>
+        </w:tc>
+        <w:tc>
+          <w:tcPr>
+            <w:tcW w:type="dxa" w:w="2608"/>
             <w:tcBorders>
               <w:top w:val="single" w:sz="4" w:color="D5DDE1"/>
               <w:left w:val="single" w:sz="4" w:color="D5DDE1"/>
@@ -5019,13 +5550,13 @@
                 <w:color w:val="6B7B84"/>
                 <w:sz w:val="19"/>
               </w:rPr>
-              <w:t>Yếu tố gây nhiễu</w:t>
-            </w:r>
-          </w:p>
-        </w:tc>
-        <w:tc>
-          <w:tcPr>
-            <w:tcW w:type="dxa" w:w="1644"/>
+              <w:t>Chiến lược hạn chế dịch so với thường quy</w:t>
+            </w:r>
+          </w:p>
+        </w:tc>
+        <w:tc>
+          <w:tcPr>
+            <w:tcW w:type="dxa" w:w="2721"/>
             <w:tcBorders>
               <w:top w:val="single" w:sz="4" w:color="D5DDE1"/>
               <w:left w:val="single" w:sz="4" w:color="D5DDE1"/>
@@ -5043,13 +5574,13 @@
                 <w:color w:val="6B7B84"/>
                 <w:sz w:val="19"/>
               </w:rPr>
-              <w:t>Thứ hạng / rời rạc</w:t>
-            </w:r>
-          </w:p>
-        </w:tc>
-        <w:tc>
-          <w:tcPr>
-            <w:tcW w:type="dxa" w:w="2041"/>
+              <w:t>Phân bổ ngẫu nhiên</w:t>
+            </w:r>
+          </w:p>
+        </w:tc>
+        <w:tc>
+          <w:tcPr>
+            <w:tcW w:type="dxa" w:w="2154"/>
             <w:tcBorders>
               <w:top w:val="single" w:sz="4" w:color="D5DDE1"/>
               <w:left w:val="single" w:sz="4" w:color="D5DDE1"/>
@@ -5067,31 +5598,7 @@
                 <w:color w:val="6B7B84"/>
                 <w:sz w:val="19"/>
               </w:rPr>
-              <w:t>0–24 điểm</w:t>
-            </w:r>
-          </w:p>
-        </w:tc>
-        <w:tc>
-          <w:tcPr>
-            <w:tcW w:type="dxa" w:w="1871"/>
-            <w:tcBorders>
-              <w:top w:val="single" w:sz="4" w:color="D5DDE1"/>
-              <w:left w:val="single" w:sz="4" w:color="D5DDE1"/>
-              <w:bottom w:val="single" w:sz="4" w:color="D5DDE1"/>
-              <w:right w:val="single" w:sz="4" w:color="D5DDE1"/>
-            </w:tcBorders>
-          </w:tcPr>
-          <w:p>
-            <w:pPr>
-              <w:spacing w:after="0" w:line="252" w:lineRule="auto"/>
-            </w:pPr>
-            <w:r>
-              <w:rPr>
-                <w:i/>
-                <w:color w:val="6B7B84"/>
-                <w:sz w:val="19"/>
-              </w:rPr>
-              <w:t>Hồ sơ ICU</w:t>
+              <w:t>Nhị phân</w:t>
             </w:r>
           </w:p>
         </w:tc>
@@ -5102,7 +5609,7 @@
         </w:trPr>
         <w:tc>
           <w:tcPr>
-            <w:tcW w:type="dxa" w:w="2381"/>
+            <w:tcW w:type="dxa" w:w="1928"/>
             <w:tcBorders>
               <w:top w:val="single" w:sz="4" w:color="D5DDE1"/>
               <w:left w:val="single" w:sz="4" w:color="D5DDE1"/>
@@ -5121,13 +5628,13 @@
                 <w:color w:val="6B7B84"/>
                 <w:sz w:val="19"/>
               </w:rPr>
-              <w:t>Lactat lúc nhập viện</w:t>
-            </w:r>
-          </w:p>
-        </w:tc>
-        <w:tc>
-          <w:tcPr>
-            <w:tcW w:type="dxa" w:w="1474"/>
+              <w:t>Biến nền / yếu tố gây nhiễu</w:t>
+            </w:r>
+          </w:p>
+        </w:tc>
+        <w:tc>
+          <w:tcPr>
+            <w:tcW w:type="dxa" w:w="2608"/>
             <w:tcBorders>
               <w:top w:val="single" w:sz="4" w:color="D5DDE1"/>
               <w:left w:val="single" w:sz="4" w:color="D5DDE1"/>
@@ -5146,13 +5653,13 @@
                 <w:color w:val="6B7B84"/>
                 <w:sz w:val="19"/>
               </w:rPr>
-              <w:t>Yếu tố gây nhiễu</w:t>
-            </w:r>
-          </w:p>
-        </w:tc>
-        <w:tc>
-          <w:tcPr>
-            <w:tcW w:type="dxa" w:w="1644"/>
+              <w:t>Tuổi, điểm SOFA, lactate lúc nhập viện, ổ nhiễm khuẩn</w:t>
+            </w:r>
+          </w:p>
+        </w:tc>
+        <w:tc>
+          <w:tcPr>
+            <w:tcW w:type="dxa" w:w="2721"/>
             <w:tcBorders>
               <w:top w:val="single" w:sz="4" w:color="D5DDE1"/>
               <w:left w:val="single" w:sz="4" w:color="D5DDE1"/>
@@ -5171,13 +5678,13 @@
                 <w:color w:val="6B7B84"/>
                 <w:sz w:val="19"/>
               </w:rPr>
-              <w:t>Liên tục</w:t>
-            </w:r>
-          </w:p>
-        </w:tc>
-        <w:tc>
-          <w:tcPr>
-            <w:tcW w:type="dxa" w:w="2041"/>
+              <w:t>CRF lúc vào ICU</w:t>
+            </w:r>
+          </w:p>
+        </w:tc>
+        <w:tc>
+          <w:tcPr>
+            <w:tcW w:type="dxa" w:w="2154"/>
             <w:tcBorders>
               <w:top w:val="single" w:sz="4" w:color="D5DDE1"/>
               <w:left w:val="single" w:sz="4" w:color="D5DDE1"/>
@@ -5196,32 +5703,7 @@
                 <w:color w:val="6B7B84"/>
                 <w:sz w:val="19"/>
               </w:rPr>
-              <w:t>mmol/L</w:t>
-            </w:r>
-          </w:p>
-        </w:tc>
-        <w:tc>
-          <w:tcPr>
-            <w:tcW w:type="dxa" w:w="1871"/>
-            <w:tcBorders>
-              <w:top w:val="single" w:sz="4" w:color="D5DDE1"/>
-              <w:left w:val="single" w:sz="4" w:color="D5DDE1"/>
-              <w:bottom w:val="single" w:sz="4" w:color="D5DDE1"/>
-              <w:right w:val="single" w:sz="4" w:color="D5DDE1"/>
-            </w:tcBorders>
-            <w:shd w:val="clear" w:color="auto" w:fill="F5F9FA"/>
-          </w:tcPr>
-          <w:p>
-            <w:pPr>
-              <w:spacing w:after="0" w:line="252" w:lineRule="auto"/>
-            </w:pPr>
-            <w:r>
-              <w:rPr>
-                <w:i/>
-                <w:color w:val="6B7B84"/>
-                <w:sz w:val="19"/>
-              </w:rPr>
-              <w:t>Xét nghiệm</w:t>
+              <w:t>Liên tục, điểm gần như thứ hạng, liên tục, định danh</w:t>
             </w:r>
           </w:p>
         </w:tc>
@@ -5232,7 +5714,7 @@
         </w:trPr>
         <w:tc>
           <w:tcPr>
-            <w:tcW w:type="dxa" w:w="2381"/>
+            <w:tcW w:type="dxa" w:w="1928"/>
             <w:tcBorders>
               <w:top w:val="single" w:sz="4" w:color="D5DDE1"/>
               <w:left w:val="single" w:sz="4" w:color="D5DDE1"/>
@@ -5250,13 +5732,13 @@
                 <w:color w:val="6B7B84"/>
                 <w:sz w:val="19"/>
               </w:rPr>
-              <w:t>[Biến]</w:t>
-            </w:r>
-          </w:p>
-        </w:tc>
-        <w:tc>
-          <w:tcPr>
-            <w:tcW w:type="dxa" w:w="1474"/>
+              <w:t>[Vai trò]</w:t>
+            </w:r>
+          </w:p>
+        </w:tc>
+        <w:tc>
+          <w:tcPr>
+            <w:tcW w:type="dxa" w:w="2608"/>
             <w:tcBorders>
               <w:top w:val="single" w:sz="4" w:color="D5DDE1"/>
               <w:left w:val="single" w:sz="4" w:color="D5DDE1"/>
@@ -5274,13 +5756,13 @@
                 <w:color w:val="6B7B84"/>
                 <w:sz w:val="19"/>
               </w:rPr>
-              <w:t>[Vai trò]</w:t>
-            </w:r>
-          </w:p>
-        </w:tc>
-        <w:tc>
-          <w:tcPr>
-            <w:tcW w:type="dxa" w:w="1644"/>
+              <w:t>[Biến]</w:t>
+            </w:r>
+          </w:p>
+        </w:tc>
+        <w:tc>
+          <w:tcPr>
+            <w:tcW w:type="dxa" w:w="2721"/>
             <w:tcBorders>
               <w:top w:val="single" w:sz="4" w:color="D5DDE1"/>
               <w:left w:val="single" w:sz="4" w:color="D5DDE1"/>
@@ -5298,13 +5780,13 @@
                 <w:color w:val="6B7B84"/>
                 <w:sz w:val="19"/>
               </w:rPr>
-              <w:t>[Loại]</w:t>
-            </w:r>
-          </w:p>
-        </w:tc>
-        <w:tc>
-          <w:tcPr>
-            <w:tcW w:type="dxa" w:w="2041"/>
+              <w:t>[Cách đo]</w:t>
+            </w:r>
+          </w:p>
+        </w:tc>
+        <w:tc>
+          <w:tcPr>
+            <w:tcW w:type="dxa" w:w="2154"/>
             <w:tcBorders>
               <w:top w:val="single" w:sz="4" w:color="D5DDE1"/>
               <w:left w:val="single" w:sz="4" w:color="D5DDE1"/>
@@ -5322,31 +5804,7 @@
                 <w:color w:val="6B7B84"/>
                 <w:sz w:val="19"/>
               </w:rPr>
-              <w:t>[Đơn vị]</w:t>
-            </w:r>
-          </w:p>
-        </w:tc>
-        <w:tc>
-          <w:tcPr>
-            <w:tcW w:type="dxa" w:w="1871"/>
-            <w:tcBorders>
-              <w:top w:val="single" w:sz="4" w:color="D5DDE1"/>
-              <w:left w:val="single" w:sz="4" w:color="D5DDE1"/>
-              <w:bottom w:val="single" w:sz="4" w:color="D5DDE1"/>
-              <w:right w:val="single" w:sz="4" w:color="D5DDE1"/>
-            </w:tcBorders>
-          </w:tcPr>
-          <w:p>
-            <w:pPr>
-              <w:spacing w:after="0" w:line="252" w:lineRule="auto"/>
-            </w:pPr>
-            <w:r>
-              <w:rPr>
-                <w:i/>
-                <w:color w:val="6B7B84"/>
-                <w:sz w:val="19"/>
-              </w:rPr>
-              <w:t>[Nguồn]</w:t>
+              <w:t>[Loại]</w:t>
             </w:r>
           </w:p>
         </w:tc>
@@ -5357,7 +5815,7 @@
         </w:trPr>
         <w:tc>
           <w:tcPr>
-            <w:tcW w:type="dxa" w:w="2381"/>
+            <w:tcW w:type="dxa" w:w="1928"/>
             <w:tcBorders>
               <w:top w:val="single" w:sz="4" w:color="D5DDE1"/>
               <w:left w:val="single" w:sz="4" w:color="D5DDE1"/>
@@ -5376,13 +5834,13 @@
                 <w:color w:val="6B7B84"/>
                 <w:sz w:val="19"/>
               </w:rPr>
-              <w:t>[Biến]</w:t>
-            </w:r>
-          </w:p>
-        </w:tc>
-        <w:tc>
-          <w:tcPr>
-            <w:tcW w:type="dxa" w:w="1474"/>
+              <w:t>[Vai trò]</w:t>
+            </w:r>
+          </w:p>
+        </w:tc>
+        <w:tc>
+          <w:tcPr>
+            <w:tcW w:type="dxa" w:w="2608"/>
             <w:tcBorders>
               <w:top w:val="single" w:sz="4" w:color="D5DDE1"/>
               <w:left w:val="single" w:sz="4" w:color="D5DDE1"/>
@@ -5401,13 +5859,13 @@
                 <w:color w:val="6B7B84"/>
                 <w:sz w:val="19"/>
               </w:rPr>
-              <w:t>[Vai trò]</w:t>
-            </w:r>
-          </w:p>
-        </w:tc>
-        <w:tc>
-          <w:tcPr>
-            <w:tcW w:type="dxa" w:w="1644"/>
+              <w:t>[Biến]</w:t>
+            </w:r>
+          </w:p>
+        </w:tc>
+        <w:tc>
+          <w:tcPr>
+            <w:tcW w:type="dxa" w:w="2721"/>
             <w:tcBorders>
               <w:top w:val="single" w:sz="4" w:color="D5DDE1"/>
               <w:left w:val="single" w:sz="4" w:color="D5DDE1"/>
@@ -5426,13 +5884,13 @@
                 <w:color w:val="6B7B84"/>
                 <w:sz w:val="19"/>
               </w:rPr>
-              <w:t>[Loại]</w:t>
-            </w:r>
-          </w:p>
-        </w:tc>
-        <w:tc>
-          <w:tcPr>
-            <w:tcW w:type="dxa" w:w="2041"/>
+              <w:t>[Cách đo]</w:t>
+            </w:r>
+          </w:p>
+        </w:tc>
+        <w:tc>
+          <w:tcPr>
+            <w:tcW w:type="dxa" w:w="2154"/>
             <w:tcBorders>
               <w:top w:val="single" w:sz="4" w:color="D5DDE1"/>
               <w:left w:val="single" w:sz="4" w:color="D5DDE1"/>
@@ -5451,32 +5909,7 @@
                 <w:color w:val="6B7B84"/>
                 <w:sz w:val="19"/>
               </w:rPr>
-              <w:t>[Đơn vị]</w:t>
-            </w:r>
-          </w:p>
-        </w:tc>
-        <w:tc>
-          <w:tcPr>
-            <w:tcW w:type="dxa" w:w="1871"/>
-            <w:tcBorders>
-              <w:top w:val="single" w:sz="4" w:color="D5DDE1"/>
-              <w:left w:val="single" w:sz="4" w:color="D5DDE1"/>
-              <w:bottom w:val="single" w:sz="4" w:color="D5DDE1"/>
-              <w:right w:val="single" w:sz="4" w:color="D5DDE1"/>
-            </w:tcBorders>
-            <w:shd w:val="clear" w:color="auto" w:fill="F5F9FA"/>
-          </w:tcPr>
-          <w:p>
-            <w:pPr>
-              <w:spacing w:after="0" w:line="252" w:lineRule="auto"/>
-            </w:pPr>
-            <w:r>
-              <w:rPr>
-                <w:i/>
-                <w:color w:val="6B7B84"/>
-                <w:sz w:val="19"/>
-              </w:rPr>
-              <w:t>[Nguồn]</w:t>
+              <w:t>[Loại]</w:t>
             </w:r>
           </w:p>
         </w:tc>
@@ -5487,7 +5920,7 @@
         </w:trPr>
         <w:tc>
           <w:tcPr>
-            <w:tcW w:type="dxa" w:w="2381"/>
+            <w:tcW w:type="dxa" w:w="1928"/>
             <w:tcBorders>
               <w:top w:val="single" w:sz="4" w:color="D5DDE1"/>
               <w:left w:val="single" w:sz="4" w:color="D5DDE1"/>
@@ -5505,13 +5938,13 @@
                 <w:color w:val="6B7B84"/>
                 <w:sz w:val="19"/>
               </w:rPr>
-              <w:t>[Biến]</w:t>
-            </w:r>
-          </w:p>
-        </w:tc>
-        <w:tc>
-          <w:tcPr>
-            <w:tcW w:type="dxa" w:w="1474"/>
+              <w:t>[Vai trò]</w:t>
+            </w:r>
+          </w:p>
+        </w:tc>
+        <w:tc>
+          <w:tcPr>
+            <w:tcW w:type="dxa" w:w="2608"/>
             <w:tcBorders>
               <w:top w:val="single" w:sz="4" w:color="D5DDE1"/>
               <w:left w:val="single" w:sz="4" w:color="D5DDE1"/>
@@ -5529,13 +5962,13 @@
                 <w:color w:val="6B7B84"/>
                 <w:sz w:val="19"/>
               </w:rPr>
-              <w:t>[Vai trò]</w:t>
-            </w:r>
-          </w:p>
-        </w:tc>
-        <w:tc>
-          <w:tcPr>
-            <w:tcW w:type="dxa" w:w="1644"/>
+              <w:t>[Biến]</w:t>
+            </w:r>
+          </w:p>
+        </w:tc>
+        <w:tc>
+          <w:tcPr>
+            <w:tcW w:type="dxa" w:w="2721"/>
             <w:tcBorders>
               <w:top w:val="single" w:sz="4" w:color="D5DDE1"/>
               <w:left w:val="single" w:sz="4" w:color="D5DDE1"/>
@@ -5553,13 +5986,13 @@
                 <w:color w:val="6B7B84"/>
                 <w:sz w:val="19"/>
               </w:rPr>
-              <w:t>[Loại]</w:t>
-            </w:r>
-          </w:p>
-        </w:tc>
-        <w:tc>
-          <w:tcPr>
-            <w:tcW w:type="dxa" w:w="2041"/>
+              <w:t>[Cách đo]</w:t>
+            </w:r>
+          </w:p>
+        </w:tc>
+        <w:tc>
+          <w:tcPr>
+            <w:tcW w:type="dxa" w:w="2154"/>
             <w:tcBorders>
               <w:top w:val="single" w:sz="4" w:color="D5DDE1"/>
               <w:left w:val="single" w:sz="4" w:color="D5DDE1"/>
@@ -5577,31 +6010,7 @@
                 <w:color w:val="6B7B84"/>
                 <w:sz w:val="19"/>
               </w:rPr>
-              <w:t>[Đơn vị]</w:t>
-            </w:r>
-          </w:p>
-        </w:tc>
-        <w:tc>
-          <w:tcPr>
-            <w:tcW w:type="dxa" w:w="1871"/>
-            <w:tcBorders>
-              <w:top w:val="single" w:sz="4" w:color="D5DDE1"/>
-              <w:left w:val="single" w:sz="4" w:color="D5DDE1"/>
-              <w:bottom w:val="single" w:sz="4" w:color="D5DDE1"/>
-              <w:right w:val="single" w:sz="4" w:color="D5DDE1"/>
-            </w:tcBorders>
-          </w:tcPr>
-          <w:p>
-            <w:pPr>
-              <w:spacing w:after="0" w:line="252" w:lineRule="auto"/>
-            </w:pPr>
-            <w:r>
-              <w:rPr>
-                <w:i/>
-                <w:color w:val="6B7B84"/>
-                <w:sz w:val="19"/>
-              </w:rPr>
-              <w:t>[Nguồn]</w:t>
+              <w:t>[Loại]</w:t>
             </w:r>
           </w:p>
         </w:tc>
@@ -5612,7 +6021,7 @@
         </w:trPr>
         <w:tc>
           <w:tcPr>
-            <w:tcW w:type="dxa" w:w="2381"/>
+            <w:tcW w:type="dxa" w:w="1928"/>
             <w:tcBorders>
               <w:top w:val="single" w:sz="4" w:color="D5DDE1"/>
               <w:left w:val="single" w:sz="4" w:color="D5DDE1"/>
@@ -5631,13 +6040,13 @@
                 <w:color w:val="6B7B84"/>
                 <w:sz w:val="19"/>
               </w:rPr>
-              <w:t>[Biến]</w:t>
-            </w:r>
-          </w:p>
-        </w:tc>
-        <w:tc>
-          <w:tcPr>
-            <w:tcW w:type="dxa" w:w="1474"/>
+              <w:t>[Vai trò]</w:t>
+            </w:r>
+          </w:p>
+        </w:tc>
+        <w:tc>
+          <w:tcPr>
+            <w:tcW w:type="dxa" w:w="2608"/>
             <w:tcBorders>
               <w:top w:val="single" w:sz="4" w:color="D5DDE1"/>
               <w:left w:val="single" w:sz="4" w:color="D5DDE1"/>
@@ -5656,13 +6065,13 @@
                 <w:color w:val="6B7B84"/>
                 <w:sz w:val="19"/>
               </w:rPr>
-              <w:t>[Vai trò]</w:t>
-            </w:r>
-          </w:p>
-        </w:tc>
-        <w:tc>
-          <w:tcPr>
-            <w:tcW w:type="dxa" w:w="1644"/>
+              <w:t>[Biến]</w:t>
+            </w:r>
+          </w:p>
+        </w:tc>
+        <w:tc>
+          <w:tcPr>
+            <w:tcW w:type="dxa" w:w="2721"/>
             <w:tcBorders>
               <w:top w:val="single" w:sz="4" w:color="D5DDE1"/>
               <w:left w:val="single" w:sz="4" w:color="D5DDE1"/>
@@ -5681,13 +6090,13 @@
                 <w:color w:val="6B7B84"/>
                 <w:sz w:val="19"/>
               </w:rPr>
-              <w:t>[Loại]</w:t>
-            </w:r>
-          </w:p>
-        </w:tc>
-        <w:tc>
-          <w:tcPr>
-            <w:tcW w:type="dxa" w:w="2041"/>
+              <w:t>[Cách đo]</w:t>
+            </w:r>
+          </w:p>
+        </w:tc>
+        <w:tc>
+          <w:tcPr>
+            <w:tcW w:type="dxa" w:w="2154"/>
             <w:tcBorders>
               <w:top w:val="single" w:sz="4" w:color="D5DDE1"/>
               <w:left w:val="single" w:sz="4" w:color="D5DDE1"/>
@@ -5706,32 +6115,7 @@
                 <w:color w:val="6B7B84"/>
                 <w:sz w:val="19"/>
               </w:rPr>
-              <w:t>[Đơn vị]</w:t>
-            </w:r>
-          </w:p>
-        </w:tc>
-        <w:tc>
-          <w:tcPr>
-            <w:tcW w:type="dxa" w:w="1871"/>
-            <w:tcBorders>
-              <w:top w:val="single" w:sz="4" w:color="D5DDE1"/>
-              <w:left w:val="single" w:sz="4" w:color="D5DDE1"/>
-              <w:bottom w:val="single" w:sz="4" w:color="D5DDE1"/>
-              <w:right w:val="single" w:sz="4" w:color="D5DDE1"/>
-            </w:tcBorders>
-            <w:shd w:val="clear" w:color="auto" w:fill="F5F9FA"/>
-          </w:tcPr>
-          <w:p>
-            <w:pPr>
-              <w:spacing w:after="0" w:line="252" w:lineRule="auto"/>
-            </w:pPr>
-            <w:r>
-              <w:rPr>
-                <w:i/>
-                <w:color w:val="6B7B84"/>
-                <w:sz w:val="19"/>
-              </w:rPr>
-              <w:t>[Nguồn]</w:t>
+              <w:t>[Loại]</w:t>
             </w:r>
           </w:p>
         </w:tc>
@@ -5758,7 +6142,7 @@
         <w:rPr>
           <w:i/>
         </w:rPr>
-        <w:t>Viết mỗi câu hỏi đúng như sẽ xuất hiện trên phiếu thu thập dữ liệu. Mỗi câu hỏi một mục, ghi rõ đơn vị, ô đánh dấu có mã hóa, một lựa chọn "không làm / không rõ", ngày tháng theo DD/MM/YYYY, và mã số người tham gia thay cho tên. Xem CRF_Template.docx.</w:t>
+        <w:t>Viết mỗi câu hỏi đúng như sẽ in trên phiếu thu thập dữ liệu (CRF): cái gì, khi nào, đơn vị, định dạng và một lựa chọn khi thiếu dữ liệu. Mỗi mục một câu hỏi, ô đánh dấu có mã, ngày theo DD/MM/YYYY, và mã người tham gia thay cho tên.</w:t>
       </w:r>
     </w:p>
     <w:tbl>
@@ -6059,7 +6443,7 @@
                 <w:color w:val="6B7B84"/>
                 <w:sz w:val="19"/>
               </w:rPr>
-              <w:t>Cân bằng dịch tích lũy, ngày 1–5</w:t>
+              <w:t>Cân nặng lúc vào ICU</w:t>
             </w:r>
           </w:p>
         </w:tc>
@@ -6083,23 +6467,7 @@
                 <w:color w:val="6B7B84"/>
                 <w:sz w:val="19"/>
               </w:rPr>
-              <w:t xml:space="preserve">|__|__|__|__|__| ml   (+ hoặc −)   </w:t>
-            </w:r>
-            <w:r>
-              <w:rPr>
-                <w:rFonts w:ascii="Segoe UI Symbol" w:hAnsi="Segoe UI Symbol" w:cs="Segoe UI Symbol" w:eastAsia="Segoe UI Symbol"/>
-                <w:color w:val="6B7B84"/>
-                <w:sz w:val="19"/>
-              </w:rPr>
-              <w:t>☐</w:t>
-            </w:r>
-            <w:r>
-              <w:rPr>
-                <w:i/>
-                <w:color w:val="6B7B84"/>
-                <w:sz w:val="19"/>
-              </w:rPr>
-              <w:t xml:space="preserve"> không làm</w:t>
+              <w:t>|__|__|__| kg</w:t>
             </w:r>
           </w:p>
         </w:tc>
@@ -6152,7 +6520,7 @@
                 <w:color w:val="6B7B84"/>
                 <w:sz w:val="19"/>
               </w:rPr>
-              <w:t>Tình trạng sống còn ở ngày 28</w:t>
+              <w:t>Cân bằng dịch tích lũy ở ngày 5</w:t>
             </w:r>
           </w:p>
         </w:tc>
@@ -6173,6 +6541,14 @@
             </w:pPr>
             <w:r>
               <w:rPr>
+                <w:i/>
+                <w:color w:val="6B7B84"/>
+                <w:sz w:val="19"/>
+              </w:rPr>
+              <w:t xml:space="preserve">|__|__|__| ml/kg   (+ or −)   </w:t>
+            </w:r>
+            <w:r>
+              <w:rPr>
                 <w:rFonts w:ascii="Segoe UI Symbol" w:hAnsi="Segoe UI Symbol" w:cs="Segoe UI Symbol" w:eastAsia="Segoe UI Symbol"/>
                 <w:color w:val="6B7B84"/>
                 <w:sz w:val="19"/>
@@ -6185,39 +6561,7 @@
                 <w:color w:val="6B7B84"/>
                 <w:sz w:val="19"/>
               </w:rPr>
-              <w:t xml:space="preserve"> 0 Sống   </w:t>
-            </w:r>
-            <w:r>
-              <w:rPr>
-                <w:rFonts w:ascii="Segoe UI Symbol" w:hAnsi="Segoe UI Symbol" w:cs="Segoe UI Symbol" w:eastAsia="Segoe UI Symbol"/>
-                <w:color w:val="6B7B84"/>
-                <w:sz w:val="19"/>
-              </w:rPr>
-              <w:t>☐</w:t>
-            </w:r>
-            <w:r>
-              <w:rPr>
-                <w:i/>
-                <w:color w:val="6B7B84"/>
-                <w:sz w:val="19"/>
-              </w:rPr>
-              <w:t xml:space="preserve"> 1 Tử vong   </w:t>
-            </w:r>
-            <w:r>
-              <w:rPr>
-                <w:rFonts w:ascii="Segoe UI Symbol" w:hAnsi="Segoe UI Symbol" w:cs="Segoe UI Symbol" w:eastAsia="Segoe UI Symbol"/>
-                <w:color w:val="6B7B84"/>
-                <w:sz w:val="19"/>
-              </w:rPr>
-              <w:t>☐</w:t>
-            </w:r>
-            <w:r>
-              <w:rPr>
-                <w:i/>
-                <w:color w:val="6B7B84"/>
-                <w:sz w:val="19"/>
-              </w:rPr>
-              <w:t xml:space="preserve"> 9 Không rõ</w:t>
+              <w:t xml:space="preserve"> không ghi nhận</w:t>
             </w:r>
           </w:p>
         </w:tc>
@@ -6268,7 +6612,7 @@
                 <w:color w:val="6B7B84"/>
                 <w:sz w:val="19"/>
               </w:rPr>
-              <w:t>[Mục]</w:t>
+              <w:t>Tình trạng sống còn ở ngày 28</w:t>
             </w:r>
           </w:p>
         </w:tc>
@@ -6288,11 +6632,51 @@
             </w:pPr>
             <w:r>
               <w:rPr>
+                <w:rFonts w:ascii="Segoe UI Symbol" w:hAnsi="Segoe UI Symbol" w:cs="Segoe UI Symbol" w:eastAsia="Segoe UI Symbol"/>
+                <w:color w:val="6B7B84"/>
+                <w:sz w:val="19"/>
+              </w:rPr>
+              <w:t>☐</w:t>
+            </w:r>
+            <w:r>
+              <w:rPr>
                 <w:i/>
                 <w:color w:val="6B7B84"/>
                 <w:sz w:val="19"/>
               </w:rPr>
-              <w:t>[Định dạng, đơn vị, mã hóa]</w:t>
+              <w:t xml:space="preserve"> 0 Sống   </w:t>
+            </w:r>
+            <w:r>
+              <w:rPr>
+                <w:rFonts w:ascii="Segoe UI Symbol" w:hAnsi="Segoe UI Symbol" w:cs="Segoe UI Symbol" w:eastAsia="Segoe UI Symbol"/>
+                <w:color w:val="6B7B84"/>
+                <w:sz w:val="19"/>
+              </w:rPr>
+              <w:t>☐</w:t>
+            </w:r>
+            <w:r>
+              <w:rPr>
+                <w:i/>
+                <w:color w:val="6B7B84"/>
+                <w:sz w:val="19"/>
+              </w:rPr>
+              <w:t xml:space="preserve"> 1 Tử vong   </w:t>
+            </w:r>
+            <w:r>
+              <w:rPr>
+                <w:rFonts w:ascii="Segoe UI Symbol" w:hAnsi="Segoe UI Symbol" w:cs="Segoe UI Symbol" w:eastAsia="Segoe UI Symbol"/>
+                <w:color w:val="6B7B84"/>
+                <w:sz w:val="19"/>
+              </w:rPr>
+              <w:t>☐</w:t>
+            </w:r>
+            <w:r>
+              <w:rPr>
+                <w:i/>
+                <w:color w:val="6B7B84"/>
+                <w:sz w:val="19"/>
+              </w:rPr>
+              <w:t xml:space="preserve"> 9 Không rõ</w:t>
             </w:r>
           </w:p>
         </w:tc>
@@ -6550,7 +6934,7 @@
         <w:rPr>
           <w:i/>
         </w:rPr>
-        <w:t>Mỗi biến trong cơ sở dữ liệu một dòng. Tên biến ngắn, không có dấu cách; cùng một mã giá trị thiếu cho mọi biến.</w:t>
+        <w:t>3 đến 5 dòng, mỗi dòng một biến trong bộ dữ liệu. Tên biến ngắn, không có khoảng trắng, một mã cho “không rõ” (ví dụ 9) thay vì để trống, và các giá trị cho phép, sẽ trở thành bước kiểm tra khoảng giá trị.</w:t>
       </w:r>
     </w:p>
     <w:tbl>
@@ -6568,11 +6952,10 @@
       </w:tblPr>
       <w:tblGrid>
         <w:gridCol w:w="1474"/>
-        <w:gridCol w:w="2381"/>
-        <w:gridCol w:w="1247"/>
-        <w:gridCol w:w="1701"/>
-        <w:gridCol w:w="1474"/>
-        <w:gridCol w:w="1134"/>
+        <w:gridCol w:w="2494"/>
+        <w:gridCol w:w="1360"/>
+        <w:gridCol w:w="2494"/>
+        <w:gridCol w:w="1587"/>
       </w:tblGrid>
       <w:tr>
         <w:trPr>
@@ -6607,7 +6990,7 @@
         </w:tc>
         <w:tc>
           <w:tcPr>
-            <w:tcW w:type="dxa" w:w="2381"/>
+            <w:tcW w:type="dxa" w:w="2494"/>
             <w:tcBorders>
               <w:top w:val="single" w:sz="4" w:color="04242F"/>
               <w:left w:val="single" w:sz="4" w:color="04242F"/>
@@ -6627,13 +7010,13 @@
                 <w:color w:val="FFFFFF"/>
                 <w:sz w:val="18"/>
               </w:rPr>
-              <w:t>Nhãn</w:t>
-            </w:r>
-          </w:p>
-        </w:tc>
-        <w:tc>
-          <w:tcPr>
-            <w:tcW w:type="dxa" w:w="1247"/>
+              <w:t>Nhãn (ý nghĩa)</w:t>
+            </w:r>
+          </w:p>
+        </w:tc>
+        <w:tc>
+          <w:tcPr>
+            <w:tcW w:type="dxa" w:w="1361"/>
             <w:tcBorders>
               <w:top w:val="single" w:sz="4" w:color="04242F"/>
               <w:left w:val="single" w:sz="4" w:color="04242F"/>
@@ -6659,7 +7042,7 @@
         </w:tc>
         <w:tc>
           <w:tcPr>
-            <w:tcW w:type="dxa" w:w="1701"/>
+            <w:tcW w:type="dxa" w:w="2494"/>
             <w:tcBorders>
               <w:top w:val="single" w:sz="4" w:color="04242F"/>
               <w:left w:val="single" w:sz="4" w:color="04242F"/>
@@ -6679,13 +7062,13 @@
                 <w:color w:val="FFFFFF"/>
                 <w:sz w:val="18"/>
               </w:rPr>
-              <w:t>Đơn vị / mã hóa</w:t>
-            </w:r>
-          </w:p>
-        </w:tc>
-        <w:tc>
-          <w:tcPr>
-            <w:tcW w:type="dxa" w:w="1474"/>
+              <w:t>Đơn vị / mã</w:t>
+            </w:r>
+          </w:p>
+        </w:tc>
+        <w:tc>
+          <w:tcPr>
+            <w:tcW w:type="dxa" w:w="1587"/>
             <w:tcBorders>
               <w:top w:val="single" w:sz="4" w:color="04242F"/>
               <w:left w:val="single" w:sz="4" w:color="04242F"/>
@@ -6705,33 +7088,7 @@
                 <w:color w:val="FFFFFF"/>
                 <w:sz w:val="18"/>
               </w:rPr>
-              <w:t>Khoảng hợp lệ</w:t>
-            </w:r>
-          </w:p>
-        </w:tc>
-        <w:tc>
-          <w:tcPr>
-            <w:tcW w:type="dxa" w:w="1134"/>
-            <w:tcBorders>
-              <w:top w:val="single" w:sz="4" w:color="04242F"/>
-              <w:left w:val="single" w:sz="4" w:color="04242F"/>
-              <w:bottom w:val="single" w:sz="4" w:color="04242F"/>
-              <w:right w:val="single" w:sz="4" w:color="04242F"/>
-            </w:tcBorders>
-            <w:shd w:val="clear" w:color="auto" w:fill="04242F"/>
-          </w:tcPr>
-          <w:p>
-            <w:pPr>
-              <w:keepNext/>
-              <w:spacing w:after="0"/>
-            </w:pPr>
-            <w:r>
-              <w:rPr>
-                <w:b/>
-                <w:color w:val="FFFFFF"/>
-                <w:sz w:val="18"/>
-              </w:rPr>
-              <w:t>Mã giá trị thiếu</w:t>
+              <w:t>Giá trị cho phép</w:t>
             </w:r>
           </w:p>
         </w:tc>
@@ -6761,13 +7118,13 @@
                 <w:color w:val="6B7B84"/>
                 <w:sz w:val="18"/>
               </w:rPr>
-              <w:t>cfb_kg_d5</w:t>
-            </w:r>
-          </w:p>
-        </w:tc>
-        <w:tc>
-          <w:tcPr>
-            <w:tcW w:type="dxa" w:w="2381"/>
+              <w:t>fb_d5</w:t>
+            </w:r>
+          </w:p>
+        </w:tc>
+        <w:tc>
+          <w:tcPr>
+            <w:tcW w:type="dxa" w:w="2494"/>
             <w:tcBorders>
               <w:top w:val="single" w:sz="4" w:color="D5DDE1"/>
               <w:left w:val="single" w:sz="4" w:color="D5DDE1"/>
@@ -6786,13 +7143,13 @@
                 <w:color w:val="6B7B84"/>
                 <w:sz w:val="18"/>
               </w:rPr>
-              <w:t>Cân bằng dịch tích lũy đến ngày 5</w:t>
-            </w:r>
-          </w:p>
-        </w:tc>
-        <w:tc>
-          <w:tcPr>
-            <w:tcW w:type="dxa" w:w="1247"/>
+              <w:t>Cân bằng dịch tích lũy, ngày 5</w:t>
+            </w:r>
+          </w:p>
+        </w:tc>
+        <w:tc>
+          <w:tcPr>
+            <w:tcW w:type="dxa" w:w="1361"/>
             <w:tcBorders>
               <w:top w:val="single" w:sz="4" w:color="D5DDE1"/>
               <w:left w:val="single" w:sz="4" w:color="D5DDE1"/>
@@ -6817,7 +7174,7 @@
         </w:tc>
         <w:tc>
           <w:tcPr>
-            <w:tcW w:type="dxa" w:w="1701"/>
+            <w:tcW w:type="dxa" w:w="2494"/>
             <w:tcBorders>
               <w:top w:val="single" w:sz="4" w:color="D5DDE1"/>
               <w:left w:val="single" w:sz="4" w:color="D5DDE1"/>
@@ -6842,7 +7199,7 @@
         </w:tc>
         <w:tc>
           <w:tcPr>
-            <w:tcW w:type="dxa" w:w="1474"/>
+            <w:tcW w:type="dxa" w:w="1587"/>
             <w:tcBorders>
               <w:top w:val="single" w:sz="4" w:color="D5DDE1"/>
               <w:left w:val="single" w:sz="4" w:color="D5DDE1"/>
@@ -6861,32 +7218,7 @@
                 <w:color w:val="6B7B84"/>
                 <w:sz w:val="18"/>
               </w:rPr>
-              <w:t>−150 đến +300</w:t>
-            </w:r>
-          </w:p>
-        </w:tc>
-        <w:tc>
-          <w:tcPr>
-            <w:tcW w:type="dxa" w:w="1134"/>
-            <w:tcBorders>
-              <w:top w:val="single" w:sz="4" w:color="D5DDE1"/>
-              <w:left w:val="single" w:sz="4" w:color="D5DDE1"/>
-              <w:bottom w:val="single" w:sz="4" w:color="D5DDE1"/>
-              <w:right w:val="single" w:sz="4" w:color="D5DDE1"/>
-            </w:tcBorders>
-          </w:tcPr>
-          <w:p>
-            <w:pPr>
-              <w:keepNext/>
-              <w:spacing w:after="0" w:line="252" w:lineRule="auto"/>
-            </w:pPr>
-            <w:r>
-              <w:rPr>
-                <w:i/>
-                <w:color w:val="6B7B84"/>
-                <w:sz w:val="18"/>
-              </w:rPr>
-              <w:t>−99</w:t>
+              <w:t>-100 đến 300</w:t>
             </w:r>
           </w:p>
         </w:tc>
@@ -6917,13 +7249,13 @@
                 <w:color w:val="6B7B84"/>
                 <w:sz w:val="18"/>
               </w:rPr>
-              <w:t>vital_d28</w:t>
-            </w:r>
-          </w:p>
-        </w:tc>
-        <w:tc>
-          <w:tcPr>
-            <w:tcW w:type="dxa" w:w="2381"/>
+              <w:t>src</w:t>
+            </w:r>
+          </w:p>
+        </w:tc>
+        <w:tc>
+          <w:tcPr>
+            <w:tcW w:type="dxa" w:w="2494"/>
             <w:tcBorders>
               <w:top w:val="single" w:sz="4" w:color="D5DDE1"/>
               <w:left w:val="single" w:sz="4" w:color="D5DDE1"/>
@@ -6943,13 +7275,13 @@
                 <w:color w:val="6B7B84"/>
                 <w:sz w:val="18"/>
               </w:rPr>
-              <w:t>Tình trạng sống còn ở ngày 28</w:t>
-            </w:r>
-          </w:p>
-        </w:tc>
-        <w:tc>
-          <w:tcPr>
-            <w:tcW w:type="dxa" w:w="1247"/>
+              <w:t>Nguồn nhiễm khuẩn chính</w:t>
+            </w:r>
+          </w:p>
+        </w:tc>
+        <w:tc>
+          <w:tcPr>
+            <w:tcW w:type="dxa" w:w="1361"/>
             <w:tcBorders>
               <w:top w:val="single" w:sz="4" w:color="D5DDE1"/>
               <w:left w:val="single" w:sz="4" w:color="D5DDE1"/>
@@ -6969,13 +7301,13 @@
                 <w:color w:val="6B7B84"/>
                 <w:sz w:val="18"/>
               </w:rPr>
-              <w:t>Nhị phân</w:t>
-            </w:r>
-          </w:p>
-        </w:tc>
-        <w:tc>
-          <w:tcPr>
-            <w:tcW w:type="dxa" w:w="1701"/>
+              <w:t>Định danh</w:t>
+            </w:r>
+          </w:p>
+        </w:tc>
+        <w:tc>
+          <w:tcPr>
+            <w:tcW w:type="dxa" w:w="2494"/>
             <w:tcBorders>
               <w:top w:val="single" w:sz="4" w:color="D5DDE1"/>
               <w:left w:val="single" w:sz="4" w:color="D5DDE1"/>
@@ -6995,13 +7327,13 @@
                 <w:color w:val="6B7B84"/>
                 <w:sz w:val="18"/>
               </w:rPr>
-              <w:t>0 = sống, 1 = tử vong</w:t>
-            </w:r>
-          </w:p>
-        </w:tc>
-        <w:tc>
-          <w:tcPr>
-            <w:tcW w:type="dxa" w:w="1474"/>
+              <w:t>1 phổi, 2 tiết niệu, 3 ổ bụng, 4 khác, 9 không rõ</w:t>
+            </w:r>
+          </w:p>
+        </w:tc>
+        <w:tc>
+          <w:tcPr>
+            <w:tcW w:type="dxa" w:w="1587"/>
             <w:tcBorders>
               <w:top w:val="single" w:sz="4" w:color="D5DDE1"/>
               <w:left w:val="single" w:sz="4" w:color="D5DDE1"/>
@@ -7021,33 +7353,7 @@
                 <w:color w:val="6B7B84"/>
                 <w:sz w:val="18"/>
               </w:rPr>
-              <w:t>0, 1</w:t>
-            </w:r>
-          </w:p>
-        </w:tc>
-        <w:tc>
-          <w:tcPr>
-            <w:tcW w:type="dxa" w:w="1134"/>
-            <w:tcBorders>
-              <w:top w:val="single" w:sz="4" w:color="D5DDE1"/>
-              <w:left w:val="single" w:sz="4" w:color="D5DDE1"/>
-              <w:bottom w:val="single" w:sz="4" w:color="D5DDE1"/>
-              <w:right w:val="single" w:sz="4" w:color="D5DDE1"/>
-            </w:tcBorders>
-            <w:shd w:val="clear" w:color="auto" w:fill="F5F9FA"/>
-          </w:tcPr>
-          <w:p>
-            <w:pPr>
-              <w:keepNext/>
-              <w:spacing w:after="0" w:line="252" w:lineRule="auto"/>
-            </w:pPr>
-            <w:r>
-              <w:rPr>
-                <w:i/>
-                <w:color w:val="6B7B84"/>
-                <w:sz w:val="18"/>
-              </w:rPr>
-              <w:t>−99</w:t>
+              <w:t>1 đến 4, 9</w:t>
             </w:r>
           </w:p>
         </w:tc>
@@ -7077,13 +7383,13 @@
                 <w:color w:val="6B7B84"/>
                 <w:sz w:val="18"/>
               </w:rPr>
-              <w:t>[tên]</w:t>
-            </w:r>
-          </w:p>
-        </w:tc>
-        <w:tc>
-          <w:tcPr>
-            <w:tcW w:type="dxa" w:w="2381"/>
+              <w:t>died28</w:t>
+            </w:r>
+          </w:p>
+        </w:tc>
+        <w:tc>
+          <w:tcPr>
+            <w:tcW w:type="dxa" w:w="2494"/>
             <w:tcBorders>
               <w:top w:val="single" w:sz="4" w:color="D5DDE1"/>
               <w:left w:val="single" w:sz="4" w:color="D5DDE1"/>
@@ -7102,13 +7408,13 @@
                 <w:color w:val="6B7B84"/>
                 <w:sz w:val="18"/>
               </w:rPr>
-              <w:t>[nhãn]</w:t>
-            </w:r>
-          </w:p>
-        </w:tc>
-        <w:tc>
-          <w:tcPr>
-            <w:tcW w:type="dxa" w:w="1247"/>
+              <w:t>Tử vong đến ngày 28</w:t>
+            </w:r>
+          </w:p>
+        </w:tc>
+        <w:tc>
+          <w:tcPr>
+            <w:tcW w:type="dxa" w:w="1361"/>
             <w:tcBorders>
               <w:top w:val="single" w:sz="4" w:color="D5DDE1"/>
               <w:left w:val="single" w:sz="4" w:color="D5DDE1"/>
@@ -7127,13 +7433,13 @@
                 <w:color w:val="6B7B84"/>
                 <w:sz w:val="18"/>
               </w:rPr>
-              <w:t>[loại]</w:t>
-            </w:r>
-          </w:p>
-        </w:tc>
-        <w:tc>
-          <w:tcPr>
-            <w:tcW w:type="dxa" w:w="1701"/>
+              <w:t>Nhị phân</w:t>
+            </w:r>
+          </w:p>
+        </w:tc>
+        <w:tc>
+          <w:tcPr>
+            <w:tcW w:type="dxa" w:w="2494"/>
             <w:tcBorders>
               <w:top w:val="single" w:sz="4" w:color="D5DDE1"/>
               <w:left w:val="single" w:sz="4" w:color="D5DDE1"/>
@@ -7152,13 +7458,13 @@
                 <w:color w:val="6B7B84"/>
                 <w:sz w:val="18"/>
               </w:rPr>
-              <w:t>[đơn vị]</w:t>
-            </w:r>
-          </w:p>
-        </w:tc>
-        <w:tc>
-          <w:tcPr>
-            <w:tcW w:type="dxa" w:w="1474"/>
+              <w:t>0 = sống, 1 = tử vong</w:t>
+            </w:r>
+          </w:p>
+        </w:tc>
+        <w:tc>
+          <w:tcPr>
+            <w:tcW w:type="dxa" w:w="1587"/>
             <w:tcBorders>
               <w:top w:val="single" w:sz="4" w:color="D5DDE1"/>
               <w:left w:val="single" w:sz="4" w:color="D5DDE1"/>
@@ -7177,32 +7483,7 @@
                 <w:color w:val="6B7B84"/>
                 <w:sz w:val="18"/>
               </w:rPr>
-              <w:t>[khoảng]</w:t>
-            </w:r>
-          </w:p>
-        </w:tc>
-        <w:tc>
-          <w:tcPr>
-            <w:tcW w:type="dxa" w:w="1134"/>
-            <w:tcBorders>
-              <w:top w:val="single" w:sz="4" w:color="D5DDE1"/>
-              <w:left w:val="single" w:sz="4" w:color="D5DDE1"/>
-              <w:bottom w:val="single" w:sz="4" w:color="D5DDE1"/>
-              <w:right w:val="single" w:sz="4" w:color="D5DDE1"/>
-            </w:tcBorders>
-          </w:tcPr>
-          <w:p>
-            <w:pPr>
-              <w:keepNext/>
-              <w:spacing w:after="0" w:line="252" w:lineRule="auto"/>
-            </w:pPr>
-            <w:r>
-              <w:rPr>
-                <w:i/>
-                <w:color w:val="6B7B84"/>
-                <w:sz w:val="18"/>
-              </w:rPr>
-              <w:t>[mã]</w:t>
+              <w:t>0, 1</w:t>
             </w:r>
           </w:p>
         </w:tc>
@@ -7239,7 +7520,7 @@
         </w:tc>
         <w:tc>
           <w:tcPr>
-            <w:tcW w:type="dxa" w:w="2381"/>
+            <w:tcW w:type="dxa" w:w="2494"/>
             <w:tcBorders>
               <w:top w:val="single" w:sz="4" w:color="D5DDE1"/>
               <w:left w:val="single" w:sz="4" w:color="D5DDE1"/>
@@ -7265,7 +7546,7 @@
         </w:tc>
         <w:tc>
           <w:tcPr>
-            <w:tcW w:type="dxa" w:w="1247"/>
+            <w:tcW w:type="dxa" w:w="1361"/>
             <w:tcBorders>
               <w:top w:val="single" w:sz="4" w:color="D5DDE1"/>
               <w:left w:val="single" w:sz="4" w:color="D5DDE1"/>
@@ -7291,7 +7572,7 @@
         </w:tc>
         <w:tc>
           <w:tcPr>
-            <w:tcW w:type="dxa" w:w="1701"/>
+            <w:tcW w:type="dxa" w:w="2494"/>
             <w:tcBorders>
               <w:top w:val="single" w:sz="4" w:color="D5DDE1"/>
               <w:left w:val="single" w:sz="4" w:color="D5DDE1"/>
@@ -7317,7 +7598,7 @@
         </w:tc>
         <w:tc>
           <w:tcPr>
-            <w:tcW w:type="dxa" w:w="1474"/>
+            <w:tcW w:type="dxa" w:w="1587"/>
             <w:tcBorders>
               <w:top w:val="single" w:sz="4" w:color="D5DDE1"/>
               <w:left w:val="single" w:sz="4" w:color="D5DDE1"/>
@@ -7338,32 +7619,6 @@
                 <w:sz w:val="18"/>
               </w:rPr>
               <w:t>[khoảng]</w:t>
-            </w:r>
-          </w:p>
-        </w:tc>
-        <w:tc>
-          <w:tcPr>
-            <w:tcW w:type="dxa" w:w="1134"/>
-            <w:tcBorders>
-              <w:top w:val="single" w:sz="4" w:color="D5DDE1"/>
-              <w:left w:val="single" w:sz="4" w:color="D5DDE1"/>
-              <w:bottom w:val="single" w:sz="4" w:color="D5DDE1"/>
-              <w:right w:val="single" w:sz="4" w:color="D5DDE1"/>
-            </w:tcBorders>
-            <w:shd w:val="clear" w:color="auto" w:fill="F5F9FA"/>
-          </w:tcPr>
-          <w:p>
-            <w:pPr>
-              <w:keepNext/>
-              <w:spacing w:after="0" w:line="252" w:lineRule="auto"/>
-            </w:pPr>
-            <w:r>
-              <w:rPr>
-                <w:i/>
-                <w:color w:val="6B7B84"/>
-                <w:sz w:val="18"/>
-              </w:rPr>
-              <w:t>[mã]</w:t>
             </w:r>
           </w:p>
         </w:tc>
@@ -7398,7 +7653,7 @@
         </w:tc>
         <w:tc>
           <w:tcPr>
-            <w:tcW w:type="dxa" w:w="2381"/>
+            <w:tcW w:type="dxa" w:w="2494"/>
             <w:tcBorders>
               <w:top w:val="single" w:sz="4" w:color="D5DDE1"/>
               <w:left w:val="single" w:sz="4" w:color="D5DDE1"/>
@@ -7422,7 +7677,7 @@
         </w:tc>
         <w:tc>
           <w:tcPr>
-            <w:tcW w:type="dxa" w:w="1247"/>
+            <w:tcW w:type="dxa" w:w="1361"/>
             <w:tcBorders>
               <w:top w:val="single" w:sz="4" w:color="D5DDE1"/>
               <w:left w:val="single" w:sz="4" w:color="D5DDE1"/>
@@ -7446,7 +7701,7 @@
         </w:tc>
         <w:tc>
           <w:tcPr>
-            <w:tcW w:type="dxa" w:w="1701"/>
+            <w:tcW w:type="dxa" w:w="2494"/>
             <w:tcBorders>
               <w:top w:val="single" w:sz="4" w:color="D5DDE1"/>
               <w:left w:val="single" w:sz="4" w:color="D5DDE1"/>
@@ -7470,7 +7725,7 @@
         </w:tc>
         <w:tc>
           <w:tcPr>
-            <w:tcW w:type="dxa" w:w="1474"/>
+            <w:tcW w:type="dxa" w:w="1587"/>
             <w:tcBorders>
               <w:top w:val="single" w:sz="4" w:color="D5DDE1"/>
               <w:left w:val="single" w:sz="4" w:color="D5DDE1"/>
@@ -7489,30 +7744,6 @@
                 <w:sz w:val="18"/>
               </w:rPr>
               <w:t>[khoảng]</w:t>
-            </w:r>
-          </w:p>
-        </w:tc>
-        <w:tc>
-          <w:tcPr>
-            <w:tcW w:type="dxa" w:w="1134"/>
-            <w:tcBorders>
-              <w:top w:val="single" w:sz="4" w:color="D5DDE1"/>
-              <w:left w:val="single" w:sz="4" w:color="D5DDE1"/>
-              <w:bottom w:val="single" w:sz="4" w:color="D5DDE1"/>
-              <w:right w:val="single" w:sz="4" w:color="D5DDE1"/>
-            </w:tcBorders>
-          </w:tcPr>
-          <w:p>
-            <w:pPr>
-              <w:spacing w:after="0" w:line="252" w:lineRule="auto"/>
-            </w:pPr>
-            <w:r>
-              <w:rPr>
-                <w:i/>
-                <w:color w:val="6B7B84"/>
-                <w:sz w:val="18"/>
-              </w:rPr>
-              <w:t>[mã]</w:t>
             </w:r>
           </w:p>
         </w:tc>
@@ -7861,7 +8092,7 @@
         <w:rPr>
           <w:i/>
         </w:rPr>
-        <w:t>Hai điều dưỡng ICU đã được tập huấn thu thập dữ liệu hằng ngày; CRF được thử nghiệm trên 5 người bệnh; cơ sở dữ liệu điện tử từ chối các giá trị ngoài khoảng hợp lệ và lưu nhật ký thay đổi dữ liệu; 10% số CRF được nhập hai lần và đối chiếu; cơ sở dữ liệu được sao lưu hằng ngày trên máy chủ của [Tên cơ sở].</w:t>
+        <w:t>EDC có kiểm tra khoảng giá trị và logic khi nhập (hoặc phiếu giấy với nhập liệu kép các biến chính); mã số nghiên cứu, với bảng liên kết mã được lưu riêng và khóa lại; nhật ký thay đổi/nhật ký làm sạch dữ liệu; bản xuất dữ liệu thô chỉ đọc, các phiên bản có ghi ngày, sao lưu mã hóa theo quy tắc 3-2-1; tuyên bố chia sẻ dữ liệu trong phiếu đồng ý.</w:t>
       </w:r>
     </w:p>
     <w:p>
@@ -7880,7 +8111,7 @@
         <w:rPr>
           <w:i/>
         </w:rPr>
-        <w:t>Dùng công cụ tính trực tuyến từ phần trình diễn ở Buổi 6. Điền vào câu dưới đây. Nếu con số không khả thi, hãy nói rõ và đề xuất một nghiên cứu thí điểm hoặc đa trung tâm.</w:t>
+        <w:t>Dùng bảng tính cỡ mẫu ở Buổi 6. Nêu bốn thông số và nguồn của từng thông số, rồi phần dự phòng mất theo dõi. Nếu con số không khả thi, hãy nói rõ và đề xuất một nghiên cứu thí điểm hoặc đa trung tâm.</w:t>
       </w:r>
     </w:p>
     <w:p>
@@ -7964,7 +8195,7 @@
         <w:rPr>
           <w:i/>
         </w:rPr>
-        <w:t>Để phát hiện mức giảm tử vong 28 ngày từ 40% xuống 30%, chúng tôi cần 356 người bệnh mỗi nhóm (tổng 712; khoảng 790 khi tính 10% mất theo dõi). Điều này không khả thi ở một ICU trong một năm, vì vậy chúng tôi đề xuất một nghiên cứu thí điểm 60 người bệnh để kiểm tra khả năng tuyển và tuân thủ.</w:t>
+        <w:t>Giả định tử vong 28 ngày là 40% với chăm sóc thường quy và 30% với chiến lược hạn chế dịch, 356 người bệnh mỗi nhóm cho lực thống kê 80% với alpha 5% hai phía. Dự phòng 10% mất theo dõi, chúng tôi sẽ tuyển 396 người mỗi nhóm (tổng cộng 792).</w:t>
       </w:r>
     </w:p>
     <w:p>
@@ -7983,7 +8214,7 @@
         <w:rPr>
           <w:i/>
         </w:rPr>
-        <w:t>Với mỗi mục tiêu: biến nào, cách tóm tắt nào (trung bình (SD), trung vị (IQR), n (%)), và kiểm định hay phương pháp nào (dùng bảng chọn kiểm định ở Buổi 6).</w:t>
+        <w:t>Với mỗi mục tiêu: biến nào, cách tóm tắt nào (trung bình (SD), trung vị (IQR), n (%)), kiểm định hoặc mô hình nào, kèm chỉ số tác động và KTC 95% (dùng bảng chọn kiểm định ở Buổi 6). Thiết kế quan sát: nêu tên các yếu tố gây nhiễu chọn trước (từ mục 2.6), khoảng 1 số hạng trong mô hình cho mỗi 10 biến cố.</w:t>
       </w:r>
     </w:p>
     <w:tbl>
@@ -8272,7 +8503,7 @@
                 <w:color w:val="6B7B84"/>
                 <w:sz w:val="19"/>
               </w:rPr>
-              <w:t>vital_d28 theo nhóm</w:t>
+              <w:t>died28 theo nhóm</w:t>
             </w:r>
           </w:p>
         </w:tc>
@@ -8324,7 +8555,7 @@
                 <w:color w:val="6B7B84"/>
                 <w:sz w:val="19"/>
               </w:rPr>
-              <w:t>Kiểm định khi bình phương; nguy cơ tương đối kèm KTC 95%</w:t>
+              <w:t>Kiểm định khi bình phương; nguy cơ tương đối và hiệu số nguy cơ kèm KTC 95%</w:t>
             </w:r>
           </w:p>
         </w:tc>
@@ -8379,7 +8610,7 @@
                 <w:color w:val="6B7B84"/>
                 <w:sz w:val="19"/>
               </w:rPr>
-              <w:t>cfb_kg_d5 theo nhóm</w:t>
+              <w:t>fb_d5 theo nhóm</w:t>
             </w:r>
           </w:p>
         </w:tc>
@@ -8404,7 +8635,7 @@
                 <w:color w:val="6B7B84"/>
                 <w:sz w:val="19"/>
               </w:rPr>
-              <w:t>Trung vị (IQR)</w:t>
+              <w:t>Trung vị (IQR) mỗi nhóm</w:t>
             </w:r>
           </w:p>
         </w:tc>
@@ -8649,6 +8880,25 @@
       <w:pPr>
         <w:spacing w:after="0" w:line="80" w:lineRule="exact"/>
       </w:pPr>
+    </w:p>
+    <w:p>
+      <w:pPr>
+        <w:pStyle w:val="Example"/>
+      </w:pPr>
+      <w:r>
+        <w:rPr>
+          <w:b/>
+          <w:i w:val="0"/>
+          <w:color w:val="055F56"/>
+        </w:rPr>
+        <w:t xml:space="preserve">Ví dụ, phiên bản quan sát: </w:t>
+      </w:r>
+      <w:r>
+        <w:rPr>
+          <w:i/>
+        </w:rPr>
+        <w:t>thêm "hiệu chỉnh theo tuổi, SOFA và lactate bằng hồi quy logistic".</w:t>
+      </w:r>
     </w:p>
     <w:p>
       <w:pPr>
@@ -8666,7 +8916,7 @@
         <w:rPr>
           <w:i/>
         </w:rPr>
-        <w:t>Phòng ngừa trước (Buổi 5.1), sau đó là một kế hoạch viết TRƯỚC khi xem dữ liệu: bạn sẽ báo cáo dữ liệu thiếu thế nào, vì sao dữ liệu có thể thiếu (hoàn toàn ngẫu nhiên, ngẫu nhiên, không ngẫu nhiên), phân tích chính làm gì (trường hợp đầy đủ hay quy gán đa bội) và phân tích độ nhạy nào để kiểm tra. Xem Statistical_Analysis_Plan_Template.docx.</w:t>
+        <w:t>Viết TRƯỚC khi xem dữ liệu: những biến nào dễ bị thiếu và vì sao, bạn sẽ phòng ngừa thế nào (Buổi 5), báo cáo thế nào (số thiếu của từng biến, ở ai) và cách xử lý chính (trường hợp đầy đủ nếu thiếu ít, nếu không thì quy gán đa bội).</w:t>
       </w:r>
     </w:p>
     <w:tbl>
@@ -8857,6 +9107,17 @@
       </w:pPr>
       <w:r>
         <w:t>Phần 4. Bảo vệ người tham gia và công bố  (Buổi 7)</w:t>
+      </w:r>
+    </w:p>
+    <w:p>
+      <w:pPr>
+        <w:pStyle w:val="Guidance"/>
+      </w:pPr>
+      <w:r>
+        <w:rPr>
+          <w:i/>
+        </w:rPr>
+        <w:t>Ví dụ xuyên suốt ở Phần 4: lại là phiên bản quan sát, một nghiên cứu thuần tập hồi cứu về cân bằng dịch và tử vong 28 ngày ở người lớn bị sốc nhiễm khuẩn tại ICU của bạn.</w:t>
       </w:r>
     </w:p>
     <w:p>
@@ -8875,7 +9136,7 @@
         <w:rPr>
           <w:i/>
         </w:rPr>
-        <w:t>Hội đồng đạo đức nào sẽ xem xét nghiên cứu? Nguy cơ và lợi ích cho người tham gia là gì? Ai đồng ý, và đồng ý thế nào? Tại ICU nhiều người bệnh không thể tự đồng ý: hãy nói bạn sẽ hỏi người đại diện hợp pháp, dùng đồng ý trì hoãn, hay xin miễn trừ, và vì sao.</w:t>
+        <w:t>Hội đồng đạo đức nào sẽ xét duyệt nghiên cứu? Nguy cơ và lợi ích cho người tham gia là gì? Ai đồng ý, ai hỏi, và khi nào? Tại ICU nhiều người bệnh không thể tự đồng ý: nêu rõ bạn sẽ hỏi người đại diện hợp pháp, dùng đồng ý trì hoãn, hay đề nghị miễn sự đồng ý, và vì sao.</w:t>
       </w:r>
     </w:p>
     <w:tbl>
@@ -9103,6 +9364,25 @@
       <w:pPr>
         <w:spacing w:after="0" w:line="80" w:lineRule="exact"/>
       </w:pPr>
+    </w:p>
+    <w:p>
+      <w:pPr>
+        <w:pStyle w:val="Example"/>
+      </w:pPr>
+      <w:r>
+        <w:rPr>
+          <w:b/>
+          <w:i w:val="0"/>
+          <w:color w:val="055F56"/>
+        </w:rPr>
+        <w:t xml:space="preserve">Ví dụ: </w:t>
+      </w:r>
+      <w:r>
+        <w:rPr>
+          <w:i/>
+        </w:rPr>
+        <w:t>Đề cương sẽ được nộp cho hội đồng đạo đức trong nghiên cứu y sinh học của cơ sở trước khi thu thập bất kỳ dữ liệu nào. Dữ liệu được lấy từ phiếu theo dõi thường quy tại ICU, không thay đổi việc chăm sóc. Chúng tôi sẽ đề nghị miễn sự đồng ý của từng cá nhân vì phần lớn người bệnh không đủ năng lực quyết định khi nhập viện và nghiên cứu không có nguy cơ vượt quá mức tối thiểu. Nếu hội đồng yêu cầu sự đồng ý, sẽ xin sự đồng ý của người bệnh khi họ có thể, hoặc của người đại diện hợp pháp.</w:t>
+      </w:r>
     </w:p>
     <w:p>
       <w:pPr>
@@ -9120,7 +9400,7 @@
         <w:rPr>
           <w:i/>
         </w:rPr>
-        <w:t>Thử nghiệm phải được đăng ký trên một cơ sở dữ liệu đăng ký công khai TRƯỚC khi tuyển người tham gia đầu tiên, nếu không phần lớn tạp chí sẽ từ chối bài báo (ICMJE). Nghiên cứu quan sát được khuyến khích đăng ký; tổng quan hệ thống được đăng ký trên PROSPERO.</w:t>
+        <w:t>Thử nghiệm phải được đăng ký trên một cơ sở đăng ký công khai TRƯỚC khi tuyển người tham gia đầu tiên, nếu không hầu hết các tạp chí sẽ từ chối bài báo (ICMJE). Nghiên cứu quan sát được khuyến khích đăng ký. Tổng quan hệ thống được đăng ký trên PROSPERO.</w:t>
       </w:r>
     </w:p>
     <w:tbl>
@@ -9286,6 +9566,25 @@
       <w:pPr>
         <w:spacing w:after="0" w:line="80" w:lineRule="exact"/>
       </w:pPr>
+    </w:p>
+    <w:p>
+      <w:pPr>
+        <w:pStyle w:val="Example"/>
+      </w:pPr>
+      <w:r>
+        <w:rPr>
+          <w:b/>
+          <w:i w:val="0"/>
+          <w:color w:val="055F56"/>
+        </w:rPr>
+        <w:t xml:space="preserve">Ví dụ: </w:t>
+      </w:r>
+      <w:r>
+        <w:rPr>
+          <w:i/>
+        </w:rPr>
+        <w:t>Không bắt buộc với nghiên cứu quan sát; khuyến khích (ví dụ ClinicalTrials.gov).</w:t>
+      </w:r>
     </w:p>
     <w:p>
       <w:pPr>
@@ -9304,6 +9603,25 @@
           <w:i/>
         </w:rPr>
         <w:t>Bạn sẽ bảo vệ danh tính người tham gia thế nào? Hãy nghĩ đến: mã số nghiên cứu thay cho tên, một tệp bảng mã riêng có khóa, cơ sở dữ liệu có mật khẩu, ai được truy cập, dữ liệu lưu trong bao lâu.</w:t>
+      </w:r>
+    </w:p>
+    <w:p>
+      <w:pPr>
+        <w:pStyle w:val="Example"/>
+      </w:pPr>
+      <w:r>
+        <w:rPr>
+          <w:b/>
+          <w:i w:val="0"/>
+          <w:color w:val="055F56"/>
+        </w:rPr>
+        <w:t xml:space="preserve">Ví dụ: </w:t>
+      </w:r>
+      <w:r>
+        <w:rPr>
+          <w:i/>
+        </w:rPr>
+        <w:t>Mỗi người bệnh nhận một mã nghiên cứu (FLU-001 …). Họ tên, mã số bệnh viện và ngày sinh chỉ được ghi trên một tệp khóa lưu trên ổ đĩa có mật khẩu của cơ sở, chỉ nghiên cứu viên chính và một cán bộ quản lý dữ liệu được truy cập. Tệp phân tích chỉ chứa mã nghiên cứu, tuổi, tháng nhập viện và các biến nghiên cứu.</w:t>
       </w:r>
     </w:p>
     <w:tbl>
@@ -9363,6 +9681,25 @@
       </w:pPr>
       <w:r>
         <w:t>4.4  Tính khả thi</w:t>
+      </w:r>
+    </w:p>
+    <w:p>
+      <w:pPr>
+        <w:pStyle w:val="Example"/>
+      </w:pPr>
+      <w:r>
+        <w:rPr>
+          <w:b/>
+          <w:i w:val="0"/>
+          <w:color w:val="055F56"/>
+        </w:rPr>
+        <w:t xml:space="preserve">Ví dụ: </w:t>
+      </w:r>
+      <w:r>
+        <w:rPr>
+          <w:i/>
+        </w:rPr>
+        <w:t>Năm ngoái khoa đã tiếp nhận khoảng 180 người lớn bị sốc nhiễm khuẩn; chúng tôi dự kiến tuyển 120 người bệnh đủ điều kiện trong 12 tháng. Hai điều dưỡng mỗi ca đã được tập huấn về CRF; dữ liệu được kiểm tra hằng tuần. Các khoản mục ngân sách: thời gian nhân lực cho nhập liệu, in ấn, phí truy cập mở.</w:t>
       </w:r>
     </w:p>
     <w:p>
@@ -12335,6 +12672,17 @@
         <w:t>Nguồn lực và tuyển chọn</w:t>
       </w:r>
     </w:p>
+    <w:p>
+      <w:pPr>
+        <w:pStyle w:val="Guidance"/>
+      </w:pPr>
+      <w:r>
+        <w:rPr>
+          <w:i/>
+        </w:rPr>
+        <w:t>Lấy số tuyển chọn từ số người bệnh nhập khoa, không lấy từ phép tính cỡ mẫu.</w:t>
+      </w:r>
+    </w:p>
     <w:tbl>
       <w:tblPr>
         <w:tblW w:type="auto" w:w="0"/>
@@ -13001,6 +13349,63 @@
       <w:pPr>
         <w:spacing w:after="0" w:line="80" w:lineRule="exact"/>
       </w:pPr>
+    </w:p>
+    <w:p>
+      <w:pPr>
+        <w:pStyle w:val="Example"/>
+      </w:pPr>
+      <w:r>
+        <w:rPr>
+          <w:b/>
+          <w:i w:val="0"/>
+          <w:color w:val="055F56"/>
+        </w:rPr>
+        <w:t xml:space="preserve">Ví dụ, tạp chí mục tiêu: </w:t>
+      </w:r>
+      <w:r>
+        <w:rPr>
+          <w:i/>
+        </w:rPr>
+        <w:t>một tạp chí hồi sức hoặc điều dưỡng hồi sức được chỉ mục trong MEDLINE (đã kiểm tra trên NLM Catalog), biết rõ APC và giấy phép; dự phòng: một tạp chí hồi sức truy cập mở tổng quát có trong DOAJ.</w:t>
+      </w:r>
+    </w:p>
+    <w:p>
+      <w:pPr>
+        <w:pStyle w:val="Example"/>
+      </w:pPr>
+      <w:r>
+        <w:rPr>
+          <w:b/>
+          <w:i w:val="0"/>
+          <w:color w:val="055F56"/>
+        </w:rPr>
+        <w:t xml:space="preserve">Ví dụ, hướng dẫn báo cáo: </w:t>
+      </w:r>
+      <w:r>
+        <w:rPr>
+          <w:i/>
+        </w:rPr>
+        <w:t>STROBE (thuần tập), không phải CONSORT.</w:t>
+      </w:r>
+    </w:p>
+    <w:p>
+      <w:pPr>
+        <w:pStyle w:val="Example"/>
+      </w:pPr>
+      <w:r>
+        <w:rPr>
+          <w:b/>
+          <w:i w:val="0"/>
+          <w:color w:val="055F56"/>
+        </w:rPr>
+        <w:t xml:space="preserve">Ví dụ, hội nghị: </w:t>
+      </w:r>
+      <w:r>
+        <w:rPr>
+          <w:i/>
+        </w:rPr>
+        <w:t>tóm tắt tại hội nghị hồi sức toàn quốc sau lần phân tích đầu tiên.</w:t>
+      </w:r>
     </w:p>
     <w:p>
       <w:pPr>
@@ -13175,7 +13580,7 @@
                 <w:color w:val="6B7B84"/>
                 <w:sz w:val="19"/>
               </w:rPr>
-              <w:t>1. [Họ tên]</w:t>
+              <w:t>1. Nghiên cứu viên chính</w:t>
             </w:r>
           </w:p>
         </w:tc>
@@ -13200,7 +13605,7 @@
                 <w:color w:val="6B7B84"/>
                 <w:sz w:val="19"/>
               </w:rPr>
-              <w:t>Bác sĩ hồi sức</w:t>
+              <w:t>[Nghề nghiệp]</w:t>
             </w:r>
           </w:p>
         </w:tc>
@@ -13289,7 +13694,7 @@
                 <w:color w:val="6B7B84"/>
                 <w:sz w:val="19"/>
               </w:rPr>
-              <w:t>[Họ tên]</w:t>
+              <w:t>2. và 3.</w:t>
             </w:r>
           </w:p>
         </w:tc>
@@ -13315,7 +13720,7 @@
                 <w:color w:val="6B7B84"/>
                 <w:sz w:val="19"/>
               </w:rPr>
-              <w:t>[Nghề nghiệp]</w:t>
+              <w:t>Hai điều dưỡng</w:t>
             </w:r>
           </w:p>
         </w:tc>
@@ -13341,7 +13746,7 @@
                 <w:color w:val="6B7B84"/>
                 <w:sz w:val="19"/>
               </w:rPr>
-              <w:t>[Vai trò]</w:t>
+              <w:t>Investigation; Data curation</w:t>
             </w:r>
           </w:p>
         </w:tc>
@@ -13364,12 +13769,15 @@
             <w:r>
               <w:rPr>
                 <w:rFonts w:ascii="Segoe UI Symbol" w:hAnsi="Segoe UI Symbol" w:cs="Segoe UI Symbol" w:eastAsia="Segoe UI Symbol"/>
+                <w:color w:val="6B7B84"/>
                 <w:sz w:val="19"/>
               </w:rPr>
               <w:t>☐</w:t>
             </w:r>
             <w:r>
               <w:rPr>
+                <w:i/>
+                <w:color w:val="6B7B84"/>
                 <w:sz w:val="19"/>
               </w:rPr>
               <w:t xml:space="preserve"> Có</w:t>
@@ -13402,7 +13810,7 @@
                 <w:color w:val="6B7B84"/>
                 <w:sz w:val="19"/>
               </w:rPr>
-              <w:t>[Họ tên]</w:t>
+              <w:t>4.</w:t>
             </w:r>
           </w:p>
         </w:tc>
@@ -13427,7 +13835,7 @@
                 <w:color w:val="6B7B84"/>
                 <w:sz w:val="19"/>
               </w:rPr>
-              <w:t>[Nghề nghiệp]</w:t>
+              <w:t>Nhà thống kê</w:t>
             </w:r>
           </w:p>
         </w:tc>
@@ -13452,7 +13860,7 @@
                 <w:color w:val="6B7B84"/>
                 <w:sz w:val="19"/>
               </w:rPr>
-              <w:t>[Vai trò]</w:t>
+              <w:t>Formal analysis</w:t>
             </w:r>
           </w:p>
         </w:tc>
@@ -13474,12 +13882,15 @@
             <w:r>
               <w:rPr>
                 <w:rFonts w:ascii="Segoe UI Symbol" w:hAnsi="Segoe UI Symbol" w:cs="Segoe UI Symbol" w:eastAsia="Segoe UI Symbol"/>
+                <w:color w:val="6B7B84"/>
                 <w:sz w:val="19"/>
               </w:rPr>
               <w:t>☐</w:t>
             </w:r>
             <w:r>
               <w:rPr>
+                <w:i/>
+                <w:color w:val="6B7B84"/>
                 <w:sz w:val="19"/>
               </w:rPr>
               <w:t xml:space="preserve"> Có</w:t>
@@ -13617,6 +14028,7 @@
           </w:tcPr>
           <w:p>
             <w:pPr>
+              <w:keepNext/>
               <w:spacing w:after="0" w:line="252" w:lineRule="auto"/>
             </w:pPr>
             <w:r>
@@ -13641,6 +14053,7 @@
           </w:tcPr>
           <w:p>
             <w:pPr>
+              <w:keepNext/>
               <w:spacing w:after="0" w:line="252" w:lineRule="auto"/>
             </w:pPr>
             <w:r>
@@ -13665,6 +14078,7 @@
           </w:tcPr>
           <w:p>
             <w:pPr>
+              <w:keepNext/>
               <w:spacing w:after="0" w:line="252" w:lineRule="auto"/>
             </w:pPr>
             <w:r>
@@ -13686,6 +14100,117 @@
               <w:bottom w:val="single" w:sz="4" w:color="D5DDE1"/>
               <w:right w:val="single" w:sz="4" w:color="D5DDE1"/>
             </w:tcBorders>
+          </w:tcPr>
+          <w:p>
+            <w:pPr>
+              <w:keepNext/>
+              <w:spacing w:after="0" w:line="252" w:lineRule="auto"/>
+            </w:pPr>
+            <w:r>
+              <w:rPr>
+                <w:rFonts w:ascii="Segoe UI Symbol" w:hAnsi="Segoe UI Symbol" w:cs="Segoe UI Symbol" w:eastAsia="Segoe UI Symbol"/>
+                <w:sz w:val="19"/>
+              </w:rPr>
+              <w:t>☐</w:t>
+            </w:r>
+            <w:r>
+              <w:rPr>
+                <w:sz w:val="19"/>
+              </w:rPr>
+              <w:t xml:space="preserve"> Có</w:t>
+            </w:r>
+          </w:p>
+        </w:tc>
+      </w:tr>
+      <w:tr>
+        <w:trPr>
+          <w:cantSplit w:val="true"/>
+        </w:trPr>
+        <w:tc>
+          <w:tcPr>
+            <w:tcW w:type="dxa" w:w="2041"/>
+            <w:tcBorders>
+              <w:top w:val="single" w:sz="4" w:color="D5DDE1"/>
+              <w:left w:val="single" w:sz="4" w:color="D5DDE1"/>
+              <w:bottom w:val="single" w:sz="4" w:color="D5DDE1"/>
+              <w:right w:val="single" w:sz="4" w:color="D5DDE1"/>
+            </w:tcBorders>
+            <w:shd w:val="clear" w:color="auto" w:fill="F5F9FA"/>
+          </w:tcPr>
+          <w:p>
+            <w:pPr>
+              <w:spacing w:after="0" w:line="252" w:lineRule="auto"/>
+            </w:pPr>
+            <w:r>
+              <w:rPr>
+                <w:i/>
+                <w:color w:val="6B7B84"/>
+                <w:sz w:val="19"/>
+              </w:rPr>
+              <w:t>[Họ tên]</w:t>
+            </w:r>
+          </w:p>
+        </w:tc>
+        <w:tc>
+          <w:tcPr>
+            <w:tcW w:type="dxa" w:w="1587"/>
+            <w:tcBorders>
+              <w:top w:val="single" w:sz="4" w:color="D5DDE1"/>
+              <w:left w:val="single" w:sz="4" w:color="D5DDE1"/>
+              <w:bottom w:val="single" w:sz="4" w:color="D5DDE1"/>
+              <w:right w:val="single" w:sz="4" w:color="D5DDE1"/>
+            </w:tcBorders>
+            <w:shd w:val="clear" w:color="auto" w:fill="F5F9FA"/>
+          </w:tcPr>
+          <w:p>
+            <w:pPr>
+              <w:spacing w:after="0" w:line="252" w:lineRule="auto"/>
+            </w:pPr>
+            <w:r>
+              <w:rPr>
+                <w:i/>
+                <w:color w:val="6B7B84"/>
+                <w:sz w:val="19"/>
+              </w:rPr>
+              <w:t>[Nghề nghiệp]</w:t>
+            </w:r>
+          </w:p>
+        </w:tc>
+        <w:tc>
+          <w:tcPr>
+            <w:tcW w:type="dxa" w:w="4195"/>
+            <w:tcBorders>
+              <w:top w:val="single" w:sz="4" w:color="D5DDE1"/>
+              <w:left w:val="single" w:sz="4" w:color="D5DDE1"/>
+              <w:bottom w:val="single" w:sz="4" w:color="D5DDE1"/>
+              <w:right w:val="single" w:sz="4" w:color="D5DDE1"/>
+            </w:tcBorders>
+            <w:shd w:val="clear" w:color="auto" w:fill="F5F9FA"/>
+          </w:tcPr>
+          <w:p>
+            <w:pPr>
+              <w:spacing w:after="0" w:line="252" w:lineRule="auto"/>
+            </w:pPr>
+            <w:r>
+              <w:rPr>
+                <w:i/>
+                <w:color w:val="6B7B84"/>
+                <w:sz w:val="19"/>
+              </w:rPr>
+              <w:t>[Vai trò]</w:t>
+            </w:r>
+          </w:p>
+        </w:tc>
+        <w:tc>
+          <w:tcPr>
+            <w:tcW w:type="dxa" w:w="1587"/>
+            <w:tcBorders>
+              <w:top w:val="single" w:sz="4" w:color="D5DDE1"/>
+              <w:left w:val="single" w:sz="4" w:color="D5DDE1"/>
+              <w:bottom w:val="single" w:sz="4" w:color="D5DDE1"/>
+              <w:right w:val="single" w:sz="4" w:color="D5DDE1"/>
+            </w:tcBorders>
+            <w:shd w:val="clear" w:color="auto" w:fill="F5F9FA"/>
           </w:tcPr>
           <w:p>
             <w:pPr>
@@ -13715,10 +14240,48 @@
     </w:p>
     <w:p>
       <w:pPr>
+        <w:pStyle w:val="Example"/>
+      </w:pPr>
+      <w:r>
+        <w:rPr>
+          <w:b/>
+          <w:i w:val="0"/>
+          <w:color w:val="055F56"/>
+        </w:rPr>
+        <w:t xml:space="preserve">Ví dụ, trưởng khoa: </w:t>
+      </w:r>
+      <w:r>
+        <w:rPr>
+          <w:i/>
+        </w:rPr>
+        <w:t>Supervision chỉ khi đáp ứng đủ bốn tiêu chí ICMJE, nếu không thì đưa vào Lời cảm ơn.</w:t>
+      </w:r>
+    </w:p>
+    <w:p>
+      <w:pPr>
         <w:pStyle w:val="Heading3"/>
       </w:pPr>
       <w:r>
         <w:t>Tên đề tài dự kiến của bài báo</w:t>
+      </w:r>
+    </w:p>
+    <w:p>
+      <w:pPr>
+        <w:pStyle w:val="Example"/>
+      </w:pPr>
+      <w:r>
+        <w:rPr>
+          <w:b/>
+          <w:i w:val="0"/>
+          <w:color w:val="055F56"/>
+        </w:rPr>
+        <w:t xml:space="preserve">Ví dụ: </w:t>
+      </w:r>
+      <w:r>
+        <w:rPr>
+          <w:i/>
+        </w:rPr>
+        <w:t>Cumulative fluid balance and 28-day mortality in adults with septic shock: a retrospective cohort study</w:t>
       </w:r>
     </w:p>
     <w:tbl>
@@ -13962,7 +14525,7 @@
                 <w:color w:val="6B7B84"/>
                 <w:sz w:val="19"/>
               </w:rPr>
-              <w:t>Việc hạn chế dịch có làm giảm tử vong trong sốc nhiễm khuẩn hay không vẫn chưa được biết. Chúng tôi nhằm ...</w:t>
+              <w:t>Cân bằng dịch dương có thể liên quan với tử vong trong sốc nhiễm khuẩn; còn thiếu số liệu tại chỗ; chúng tôi nhằm đánh giá mối liên quan của nó với tử vong 28 ngày.</w:t>
             </w:r>
           </w:p>
         </w:tc>
@@ -14042,7 +14605,7 @@
                 <w:color w:val="6B7B84"/>
                 <w:sz w:val="19"/>
               </w:rPr>
-              <w:t>RCT thí điểm tại một ICU; người lớn bị sốc nhiễm khuẩn được phân bổ ngẫu nhiên vào nhóm truyền dịch hạn chế hoặc thường quy; kết cục chính là tử vong 28 ngày; nguy cơ tương đối kèm KTC 95%</w:t>
+              <w:t>Thuần tập hồi cứu, người lớn bị sốc nhiễm khuẩn, một ICU, 12 tháng; phơi nhiễm = cân bằng dịch tích lũy ở ngày 3; kết cục = tử vong 28 ngày; hồi quy logistic hiệu chỉnh theo mức độ nặng.</w:t>
             </w:r>
           </w:p>
         </w:tc>
@@ -14119,7 +14682,7 @@
                 <w:color w:val="6B7B84"/>
                 <w:sz w:val="19"/>
               </w:rPr>
-              <w:t>Số được phân bổ ngẫu nhiên và được phân tích; tử vong n (%) mỗi nhóm; RR (KTC 95%); cân bằng dịch trung vị (IQR)</w:t>
+              <w:t>"n người bệnh; tử vong 28 ngày x% so với y%; OR hiệu chỉnh (KTC 95%)"</w:t>
             </w:r>
           </w:p>
         </w:tc>
@@ -14199,7 +14762,7 @@
                 <w:color w:val="6B7B84"/>
                 <w:sz w:val="19"/>
               </w:rPr>
-              <w:t>Chiến lược hạn chế có khả thi không, và một thử nghiệm đầy đủ có hợp lý không</w:t>
+              <w:t>Nếu dương tính: "Cân bằng dịch dương ở ngày 3 có liên quan với tử vong 28 ngày cao hơn". Nếu không: "Chúng tôi không tìm thấy bằng chứng về mối liên quan; KTC không loại trừ một tác động có ý nghĩa lâm sàng".</w:t>
             </w:r>
           </w:p>
         </w:tc>
@@ -14272,7 +14835,7 @@
               <w:rPr>
                 <w:sz w:val="19"/>
               </w:rPr>
-              <w:t>Đã hoàn thành cả bốn phần; không còn [chỗ trống] hay chữ hướng dẫn màu xám.</w:t>
+              <w:t>Đã hoàn thành cả bốn phần. Không còn [chỗ trống], chữ hướng dẫn màu xám hay ô ví dụ tô màu.</w:t>
             </w:r>
           </w:p>
           <w:p>
@@ -14352,7 +14915,27 @@
               <w:rPr>
                 <w:sz w:val="19"/>
               </w:rPr>
-              <w:t>Đã chuẩn bị 6 slide từ đề cương và kế hoạch công bố này (mọi người đều nộp; người tình nguyện trình bày trong 6 phút).</w:t>
+              <w:t>Đã chuẩn bị 6 slide từ đề cương này (xem Presentation_Guide_VN).</w:t>
+            </w:r>
+          </w:p>
+          <w:p>
+            <w:pPr>
+              <w:spacing w:after="40" w:line="259" w:lineRule="auto"/>
+              <w:ind w:left="227" w:hanging="227"/>
+            </w:pPr>
+            <w:r>
+              <w:rPr>
+                <w:b/>
+                <w:color w:val="055F56"/>
+                <w:sz w:val="19"/>
+              </w:rPr>
+              <w:t xml:space="preserve">•  </w:t>
+            </w:r>
+            <w:r>
+              <w:rPr>
+                <w:sz w:val="19"/>
+              </w:rPr>
+              <w:t>Đặt tên tệp là Ho_Ten_Proposal.docx (ví dụ Nguyen_An_Proposal.docx) và gửi email cùng các slide đến myluong1710@gmail.com trước 19:30 ngày học Buổi 8.</w:t>
             </w:r>
           </w:p>
         </w:tc>

--- a/vi/files/templates/Research_Proposal_Template_VN.docx
+++ b/vi/files/templates/Research_Proposal_Template_VN.docx
@@ -126,58 +126,6 @@
                 <w:sz w:val="20"/>
               </w:rPr>
               <w:t>[Họ tên của bạn (nghề nghiệp)]</w:t>
-            </w:r>
-          </w:p>
-        </w:tc>
-      </w:tr>
-      <w:tr>
-        <w:tc>
-          <w:tcPr>
-            <w:tcW w:type="dxa" w:w="2041"/>
-          </w:tcPr>
-          <w:p>
-            <w:pPr>
-              <w:spacing w:after="0"/>
-            </w:pPr>
-            <w:r>
-              <w:rPr>
-                <w:b/>
-                <w:color w:val="04242F"/>
-                <w:sz w:val="20"/>
-              </w:rPr>
-              <w:t>Khoa:</w:t>
-            </w:r>
-          </w:p>
-        </w:tc>
-        <w:tc>
-          <w:tcPr>
-            <w:tcW w:type="dxa" w:w="7370"/>
-          </w:tcPr>
-          <w:p>
-            <w:pPr>
-              <w:spacing w:after="0"/>
-            </w:pPr>
-            <w:r>
-              <w:rPr>
-                <w:i/>
-                <w:color w:val="6B7B84"/>
-                <w:sz w:val="20"/>
-              </w:rPr>
-              <w:t>[Khoa]</w:t>
-            </w:r>
-            <w:r>
-              <w:rPr>
-                <w:sz w:val="20"/>
-              </w:rPr>
-              <w:t xml:space="preserve">, </w:t>
-            </w:r>
-            <w:r>
-              <w:rPr>
-                <w:i/>
-                <w:color w:val="6B7B84"/>
-                <w:sz w:val="20"/>
-              </w:rPr>
-              <w:t>[Tên cơ sở]</w:t>
             </w:r>
           </w:p>
         </w:tc>
@@ -14935,7 +14883,7 @@
               <w:rPr>
                 <w:sz w:val="19"/>
               </w:rPr>
-              <w:t>Đặt tên tệp là Ho_Ten_Proposal.docx (ví dụ Nguyen_An_Proposal.docx) và gửi email cùng các slide đến myluong1710@gmail.com trước 19:30 ngày học Buổi 8.</w:t>
+              <w:t>Đặt tên tệp là Ho_Ten_Proposal.docx (ví dụ Nguyen_An_Proposal.docx) và gửi email cùng các slide đến myluong1710@gmail.com trước 19:30 thứ Bảy 19/12/2026 (Buổi 8).</w:t>
             </w:r>
           </w:p>
         </w:tc>

--- a/vi/files/templates/Research_Proposal_Template_VN.docx
+++ b/vi/files/templates/Research_Proposal_Template_VN.docx
@@ -484,7 +484,7 @@
         <w:rPr>
           <w:i/>
         </w:rPr>
-        <w:t>sốc nhiễm khuẩn là nguyên nhân tử vong thường gặp tại ICU. Hồi sức dịch sớm giúp phục hồi tưới máu, nhưng tiếp tục truyền dịch thường dẫn đến cân bằng dịch dương, mà các nghiên cứu quan sát cho thấy có liên quan với tử vong cao hơn (ví dụ Hyun 2023).</w:t>
+        <w:t>septic shock is a common cause of ICU death. Early fluid resuscitation restores perfusion, but continued fluid often produces a positive fluid balance, which observational studies associate with higher mortality (e.g. Hyun 2023).</w:t>
       </w:r>
     </w:p>
     <w:p>
@@ -503,7 +503,7 @@
         <w:rPr>
           <w:i/>
         </w:rPr>
-        <w:t>các thử nghiệm lớn về hạn chế dịch (CLASSIC 2022; CLOVERS 2023) không thấy khác biệt về tử vong, và một nghiên cứu thí điểm nhắm vào dịch "không nhằm hồi sức" bị bỏ sót (Boulet 2024) không làm giảm có ý nghĩa cân bằng dịch ở ngày 5. Quy trình hạn chế dịch có thật sự làm giảm cân bằng dịch hay không vẫn chưa rõ.</w:t>
+        <w:t>large trials of restrictive fluids (CLASSIC 2022; CLOVERS 2023) found no mortality difference, and a pilot targeting hidden “non-resuscitative” fluids (Boulet 2024) did not significantly reduce fluid balance at day 5. Whether a restrictive protocol reliably reduces fluid balance is still unclear.</w:t>
       </w:r>
     </w:p>
     <w:p>
@@ -522,7 +522,7 @@
         <w:rPr>
           <w:i/>
         </w:rPr>
-        <w:t>ở người lớn bị sốc nhiễm khuẩn, quy trình hạn chế dịch so với chăm sóc thường quy có làm giảm cân bằng dịch tích lũy ngày 5 không? Mục tiêu chính: so sánh cân bằng dịch ngày 5 giữa hai nhóm.</w:t>
+        <w:t>in adults with septic shock, does a restrictive fluid protocol, compared with usual care, reduce cumulative fluid balance at day 5? Primary objective: to compare day-5 fluid balance between the two groups.</w:t>
       </w:r>
     </w:p>
     <w:tbl>
@@ -1276,7 +1276,7 @@
         <w:rPr>
           <w:i/>
         </w:rPr>
-        <w:t>Ở người lớn bị sốc nhiễm khuẩn tại ICU của bạn, quy trình hạn chế dịch, so với chăm sóc thường quy, có làm giảm cân bằng dịch tích lũy ở ngày 5 không?</w:t>
+        <w:t>In adults with septic shock in your ICU, does a restrictive fluid protocol, compared with usual care, reduce cumulative fluid balance at day 5?</w:t>
       </w:r>
     </w:p>
     <w:tbl>
@@ -2309,7 +2309,7 @@
         <w:rPr>
           <w:i/>
         </w:rPr>
-        <w:t>F xanh/vàng (nghiên cứu thí điểm khoảng 50 người bệnh trong 12–18 tháng) · I xanh · N vàng đến xanh (bối cảnh tại chỗ, quy trình khác) · E vàng (đồng ý trì hoãn hoặc đồng ý qua người đại diện, Buổi 7) · R xanh.</w:t>
+        <w:t>F green/amber (pilot of about 50 patients over 12–18 months) · I green · N amber to green (local setting, different protocol) · E amber (deferred or surrogate consent, Session 7) · R green.</w:t>
       </w:r>
     </w:p>
     <w:p>
@@ -2567,7 +2567,7 @@
         <w:rPr>
           <w:i/>
         </w:rPr>
-        <w:t>So sánh quy trình hạn chế dịch với chăm sóc thường quy ở người lớn bị sốc nhiễm khuẩn tại ICU của bạn.</w:t>
+        <w:t>To compare a restrictive fluid protocol with usual care in adults with septic shock in your ICU.</w:t>
       </w:r>
     </w:p>
     <w:p>
@@ -2586,7 +2586,7 @@
         <w:rPr>
           <w:i/>
         </w:rPr>
-        <w:t>(Chính) So sánh cân bằng dịch tích lũy (ml/kg) ở ngày 5 giữa hai nhóm. Ước tính tốc độ tuyển chọn và mức tuân thủ quy trình (tính khả thi). Mô tả tử vong 28 ngày và tổn thương thận cần lọc máu ở mỗi nhóm (thăm dò).</w:t>
+        <w:t>(Primary) To compare cumulative fluid balance (ml/kg) at day 5 between groups. To estimate recruitment rate and protocol adherence (feasibility). To describe 28-day mortality and kidney injury needing dialysis in each group (exploratory).</w:t>
       </w:r>
     </w:p>
     <w:p>
@@ -2605,7 +2605,7 @@
         <w:rPr>
           <w:i/>
         </w:rPr>
-        <w:t>H0: cân bằng dịch tích lũy ở ngày 5 như nhau ở hai nhóm. H1: có khác nhau.</w:t>
+        <w:t>H0: cumulative fluid balance at day 5 is the same in both groups. H1: it differs.</w:t>
       </w:r>
     </w:p>
     <w:p>
@@ -2859,7 +2859,7 @@
         <w:rPr>
           <w:i/>
         </w:rPr>
-        <w:t>Thuần tập hồi cứu. Câu hỏi xuyên suốt là về tác động của một chiến lược truyền dịch lên tử vong; RCT là thiết kế lý tưởng nhưng không khả thi với một ICU không có kinh phí. Hồ sơ hiện có ghi lượng dịch vào và ra hằng ngày, điểm độ nặng và kết cục, nên nghiên cứu thuần tập có thể ước tính mối liên quan giữa cân bằng dịch dương và tử vong, và cung cấp độ lớn tác động cho một thử nghiệm trong tương lai. Sẽ nói "có liên quan với", không nói "gây ra".</w:t>
+        <w:t>Retrospective cohort. Our question is about the effect of a fluid strategy on death; an RCT is the ideal design but is not feasible for one ICU without funding. Existing charts record daily fluid input and output, severity scores and outcomes, so a cohort can estimate the association between a positive fluid balance and death, and give the effect size for a future trial. We will say “associated with”, not “caused”.</w:t>
       </w:r>
     </w:p>
     <w:tbl>
@@ -2948,7 +2948,7 @@
         <w:rPr>
           <w:i/>
         </w:rPr>
-        <w:t>ICU hỗn hợp người lớn của một bệnh viện giảng dạy; người bệnh nhập viện trong 3 năm dương lịch; dữ liệu từ bệnh án điện tử và sổ theo dõi ICU.</w:t>
+        <w:t>Adult mixed ICU of one teaching hospital; patients admitted over 3 calendar years; data from the electronic chart and the ICU register.</w:t>
       </w:r>
     </w:p>
     <w:tbl>
@@ -3632,7 +3632,7 @@
         <w:rPr>
           <w:i/>
         </w:rPr>
-        <w:t>Phơi nhiễm: cân bằng dịch tích lũy dương (ml/kg) ở giờ 72 sau khi vào ICU. Nhóm so sánh: cân bằng dịch tích lũy bằng 0 hoặc âm ở giờ 72.</w:t>
+        <w:t>Exposure: positive cumulative fluid balance (ml/kg) at 72 h after ICU admission. Comparator: zero or negative cumulative balance at 72 h.</w:t>
       </w:r>
     </w:p>
     <w:p>
@@ -5078,7 +5078,7 @@
         <w:rPr>
           <w:i/>
         </w:rPr>
-        <w:t>"có liên quan với" (thiết kế quan sát).</w:t>
+        <w:t>“associated with” (observational design).</w:t>
       </w:r>
     </w:p>
     <w:p>
@@ -8040,7 +8040,7 @@
         <w:rPr>
           <w:i/>
         </w:rPr>
-        <w:t>EDC có kiểm tra khoảng giá trị và logic khi nhập (hoặc phiếu giấy với nhập liệu kép các biến chính); mã số nghiên cứu, với bảng liên kết mã được lưu riêng và khóa lại; nhật ký thay đổi/nhật ký làm sạch dữ liệu; bản xuất dữ liệu thô chỉ đọc, các phiên bản có ghi ngày, sao lưu mã hóa theo quy tắc 3-2-1; tuyên bố chia sẻ dữ liệu trong phiếu đồng ý.</w:t>
+        <w:t>EDC with range and logic checks at entry (or paper with double entry of key variables); coded study IDs with the linking log kept separately and locked; audit trail/cleaning log; raw export read-only, dated versions, encrypted 3-2-1 backups; data-sharing statement in the consent form.</w:t>
       </w:r>
     </w:p>
     <w:p>
@@ -8143,7 +8143,7 @@
         <w:rPr>
           <w:i/>
         </w:rPr>
-        <w:t>Giả định tử vong 28 ngày là 40% với chăm sóc thường quy và 30% với chiến lược hạn chế dịch, 356 người bệnh mỗi nhóm cho lực thống kê 80% với alpha 5% hai phía. Dự phòng 10% mất theo dõi, chúng tôi sẽ tuyển 396 người mỗi nhóm (tổng cộng 792).</w:t>
+        <w:t>Assuming 28-day mortality of 40% with usual care and 30% with the restrictive strategy, 356 patients per group give 80% power at a two-sided alpha of 5%. Allowing 10% loss to follow-up, we will recruit 396 per group (792 in total).</w:t>
       </w:r>
     </w:p>
     <w:p>
@@ -8845,7 +8845,7 @@
         <w:rPr>
           <w:i/>
         </w:rPr>
-        <w:t>thêm "hiệu chỉnh theo tuổi, SOFA và lactate bằng hồi quy logistic".</w:t>
+        <w:t>add “adjusted for age, SOFA and lactate using logistic regression”.</w:t>
       </w:r>
     </w:p>
     <w:p>
@@ -9329,7 +9329,7 @@
         <w:rPr>
           <w:i/>
         </w:rPr>
-        <w:t>Đề cương sẽ được nộp cho hội đồng đạo đức trong nghiên cứu y sinh học của cơ sở trước khi thu thập bất kỳ dữ liệu nào. Dữ liệu được lấy từ phiếu theo dõi thường quy tại ICU, không thay đổi việc chăm sóc. Chúng tôi sẽ đề nghị miễn sự đồng ý của từng cá nhân vì phần lớn người bệnh không đủ năng lực quyết định khi nhập viện và nghiên cứu không có nguy cơ vượt quá mức tối thiểu. Nếu hội đồng yêu cầu sự đồng ý, sẽ xin sự đồng ý của người bệnh khi họ có thể, hoặc của người đại diện hợp pháp.</w:t>
+        <w:t>The protocol will be submitted to the institutional research ethics committee before any data collection. Data are collected from routine ICU charts with no change in care. We will request a waiver of individual consent because most patients lack capacity on admission and the study carries no more than minimal risk. If the committee requires consent, it will be sought from the patient when able or from the legally authorised representative.</w:t>
       </w:r>
     </w:p>
     <w:p>
@@ -9531,7 +9531,7 @@
         <w:rPr>
           <w:i/>
         </w:rPr>
-        <w:t>Không bắt buộc với nghiên cứu quan sát; khuyến khích (ví dụ ClinicalTrials.gov).</w:t>
+        <w:t>Not mandatory for an observational study; recommended (e.g. ClinicalTrials.gov).</w:t>
       </w:r>
     </w:p>
     <w:p>
@@ -9569,7 +9569,7 @@
         <w:rPr>
           <w:i/>
         </w:rPr>
-        <w:t>Mỗi người bệnh nhận một mã nghiên cứu (FLU-001 …). Họ tên, mã số bệnh viện và ngày sinh chỉ được ghi trên một tệp khóa lưu trên ổ đĩa có mật khẩu của cơ sở, chỉ nghiên cứu viên chính và một cán bộ quản lý dữ liệu được truy cập. Tệp phân tích chỉ chứa mã nghiên cứu, tuổi, tháng nhập viện và các biến nghiên cứu.</w:t>
+        <w:t>Each patient receives a study code (FLU-001 …). Names, hospital numbers and dates of birth are recorded only on a key file stored on the institution's password-protected drive, accessible to the principal investigator and one data manager. The analysis file contains the study code, age, admission month and study variables only.</w:t>
       </w:r>
     </w:p>
     <w:tbl>
@@ -9647,7 +9647,7 @@
         <w:rPr>
           <w:i/>
         </w:rPr>
-        <w:t>Năm ngoái khoa đã tiếp nhận khoảng 180 người lớn bị sốc nhiễm khuẩn; chúng tôi dự kiến tuyển 120 người bệnh đủ điều kiện trong 12 tháng. Hai điều dưỡng mỗi ca đã được tập huấn về CRF; dữ liệu được kiểm tra hằng tuần. Các khoản mục ngân sách: thời gian nhân lực cho nhập liệu, in ấn, phí truy cập mở.</w:t>
+        <w:t>The unit admitted about 180 adults with septic shock last year; we expect to enrol 120 eligible patients in 12 months. Two nurses per shift have been trained on the CRF; data are checked weekly. Budget headings: staff time for data entry, printing, open-access fee.</w:t>
       </w:r>
     </w:p>
     <w:p>
@@ -13314,7 +13314,7 @@
         <w:rPr>
           <w:i/>
         </w:rPr>
-        <w:t>một tạp chí hồi sức hoặc điều dưỡng hồi sức được chỉ mục trong MEDLINE (đã kiểm tra trên NLM Catalog), biết rõ APC và giấy phép; dự phòng: một tạp chí hồi sức truy cập mở tổng quát có trong DOAJ.</w:t>
+        <w:t>a critical-care or critical-care-nursing journal indexed in MEDLINE (checked in the NLM Catalog), APC and licence known; back-up: a general critical-care open-access journal listed in DOAJ.</w:t>
       </w:r>
     </w:p>
     <w:p>
@@ -13333,7 +13333,7 @@
         <w:rPr>
           <w:i/>
         </w:rPr>
-        <w:t>STROBE (thuần tập), không phải CONSORT.</w:t>
+        <w:t>STROBE (cohort), not CONSORT.</w:t>
       </w:r>
     </w:p>
     <w:p>
@@ -13352,7 +13352,7 @@
         <w:rPr>
           <w:i/>
         </w:rPr>
-        <w:t>tóm tắt tại hội nghị hồi sức toàn quốc sau lần phân tích đầu tiên.</w:t>
+        <w:t>national critical-care congress abstract after the first analysis.</w:t>
       </w:r>
     </w:p>
     <w:p>
@@ -14202,7 +14202,7 @@
         <w:rPr>
           <w:i/>
         </w:rPr>
-        <w:t>Supervision chỉ khi đáp ứng đủ bốn tiêu chí ICMJE, nếu không thì đưa vào Lời cảm ơn.</w:t>
+        <w:t>Supervision only if all four ICMJE criteria are met, otherwise Acknowledgements.</w:t>
       </w:r>
     </w:p>
     <w:p>
